--- a/Retrospectiva.docx
+++ b/Retrospectiva.docx
@@ -62,55 +62,27 @@
         <w:rPr>
           <w:rFonts w:ascii="Arial" w:hAnsi="Arial" w:cs="Arial"/>
         </w:rPr>
-        <w:t xml:space="preserve">¿Cuáles fueron los </w:t>
-      </w:r>
-      <w:proofErr w:type="spellStart"/>
-      <w:r>
-        <w:rPr>
-          <w:rFonts w:ascii="Arial" w:hAnsi="Arial" w:cs="Arial"/>
-        </w:rPr>
-        <w:t>mini-ciclos</w:t>
-      </w:r>
-      <w:proofErr w:type="spellEnd"/>
-      <w:r>
-        <w:rPr>
-          <w:rFonts w:ascii="Arial" w:hAnsi="Arial" w:cs="Arial"/>
-        </w:rPr>
-        <w:t xml:space="preserve"> definidos? Justifíquenlos.</w:t>
-      </w:r>
-    </w:p>
-    <w:p>
-      <w:pPr>
-        <w:rPr>
-          <w:rFonts w:ascii="Arial" w:hAnsi="Arial" w:cs="Arial"/>
-        </w:rPr>
-      </w:pPr>
-    </w:p>
-    <w:p>
-      <w:pPr>
-        <w:rPr>
-          <w:rFonts w:ascii="Arial" w:hAnsi="Arial" w:cs="Arial"/>
-        </w:rPr>
-      </w:pPr>
-      <w:r>
-        <w:rPr>
-          <w:rFonts w:ascii="Arial" w:hAnsi="Arial" w:cs="Arial"/>
-        </w:rPr>
-        <w:t xml:space="preserve">Establecimos 5 </w:t>
-      </w:r>
-      <w:proofErr w:type="spellStart"/>
-      <w:r>
-        <w:rPr>
-          <w:rFonts w:ascii="Arial" w:hAnsi="Arial" w:cs="Arial"/>
-        </w:rPr>
-        <w:t>mini-ciclos</w:t>
-      </w:r>
-      <w:proofErr w:type="spellEnd"/>
-      <w:r>
-        <w:rPr>
-          <w:rFonts w:ascii="Arial" w:hAnsi="Arial" w:cs="Arial"/>
-        </w:rPr>
-        <w:t>:</w:t>
+        <w:t>¿Cuáles fueron los mini-ciclos definidos? Justifíquenlos.</w:t>
+      </w:r>
+    </w:p>
+    <w:p>
+      <w:pPr>
+        <w:rPr>
+          <w:rFonts w:ascii="Arial" w:hAnsi="Arial" w:cs="Arial"/>
+        </w:rPr>
+      </w:pPr>
+    </w:p>
+    <w:p>
+      <w:pPr>
+        <w:rPr>
+          <w:rFonts w:ascii="Arial" w:hAnsi="Arial" w:cs="Arial"/>
+        </w:rPr>
+      </w:pPr>
+      <w:r>
+        <w:rPr>
+          <w:rFonts w:ascii="Arial" w:hAnsi="Arial" w:cs="Arial"/>
+        </w:rPr>
+        <w:t>Establecimos 5 mini-ciclos:</w:t>
       </w:r>
     </w:p>
     <w:p>
@@ -146,21 +118,7 @@
         <w:rPr>
           <w:rFonts w:ascii="Arial" w:hAnsi="Arial" w:cs="Arial"/>
         </w:rPr>
-        <w:t>Adición y eliminación de ruedas y símbolos: definir estas dos clases con sus constructores y métodos necesarios para poder adicionar estos objetos a las estructuras de datos (</w:t>
-      </w:r>
-      <w:proofErr w:type="spellStart"/>
-      <w:r>
-        <w:rPr>
-          <w:rFonts w:ascii="Arial" w:hAnsi="Arial" w:cs="Arial"/>
-        </w:rPr>
-        <w:t>TreeMap</w:t>
-      </w:r>
-      <w:proofErr w:type="spellEnd"/>
-      <w:r>
-        <w:rPr>
-          <w:rFonts w:ascii="Arial" w:hAnsi="Arial" w:cs="Arial"/>
-        </w:rPr>
-        <w:t>) respectivas.</w:t>
+        <w:t>Adición y eliminación de ruedas y símbolos: definir estas dos clases con sus constructores y métodos necesarios para poder adicionar estos objetos a las estructuras de datos (TreeMap) respectivas.</w:t>
       </w:r>
     </w:p>
     <w:p>
@@ -184,21 +142,7 @@
         <w:rPr>
           <w:rFonts w:ascii="Arial" w:hAnsi="Arial" w:cs="Arial"/>
         </w:rPr>
-        <w:t xml:space="preserve"> para girar una rueda, cambiar el símbolo de una rueda en </w:t>
-      </w:r>
-      <w:proofErr w:type="spellStart"/>
-      <w:r>
-        <w:rPr>
-          <w:rFonts w:ascii="Arial" w:hAnsi="Arial" w:cs="Arial"/>
-        </w:rPr>
-        <w:t>especifico</w:t>
-      </w:r>
-      <w:proofErr w:type="spellEnd"/>
-      <w:r>
-        <w:rPr>
-          <w:rFonts w:ascii="Arial" w:hAnsi="Arial" w:cs="Arial"/>
-        </w:rPr>
-        <w:t xml:space="preserve"> y para girar todas las ruedas al mismo tiempo.</w:t>
+        <w:t xml:space="preserve"> para girar una rueda, cambiar el símbolo de una rueda en especifico y para girar todas las ruedas al mismo tiempo.</w:t>
       </w:r>
     </w:p>
     <w:p>
@@ -216,35 +160,7 @@
         <w:rPr>
           <w:rFonts w:ascii="Arial" w:hAnsi="Arial" w:cs="Arial"/>
         </w:rPr>
-        <w:t xml:space="preserve">Consulta de datos de la máquina: creación de los métodos para saber los posibles símbolos que hay, para saber la cantidad de símbolos distintos entre las ruedas, para saber los símbolos que hay en cada rueda de manera ordenada y para saber si se </w:t>
-      </w:r>
-      <w:proofErr w:type="spellStart"/>
-      <w:r>
-        <w:rPr>
-          <w:rFonts w:ascii="Arial" w:hAnsi="Arial" w:cs="Arial"/>
-        </w:rPr>
-        <w:t>logro</w:t>
-      </w:r>
-      <w:proofErr w:type="spellEnd"/>
-      <w:r>
-        <w:rPr>
-          <w:rFonts w:ascii="Arial" w:hAnsi="Arial" w:cs="Arial"/>
-        </w:rPr>
-        <w:t xml:space="preserve"> el </w:t>
-      </w:r>
-      <w:proofErr w:type="spellStart"/>
-      <w:r>
-        <w:rPr>
-          <w:rFonts w:ascii="Arial" w:hAnsi="Arial" w:cs="Arial"/>
-        </w:rPr>
-        <w:t>jackpot</w:t>
-      </w:r>
-      <w:proofErr w:type="spellEnd"/>
-      <w:r>
-        <w:rPr>
-          <w:rFonts w:ascii="Arial" w:hAnsi="Arial" w:cs="Arial"/>
-        </w:rPr>
-        <w:t xml:space="preserve"> (es decir que todos los símbolos sean iguales, que significa que solo hay 1 símbolo distinto)</w:t>
+        <w:t>Consulta de datos de la máquina: creación de los métodos para saber los posibles símbolos que hay, para saber la cantidad de símbolos distintos entre las ruedas, para saber los símbolos que hay en cada rueda de manera ordenada y para saber si se logro el jackpot (es decir que todos los símbolos sean iguales, que significa que solo hay 1 símbolo distinto)</w:t>
       </w:r>
     </w:p>
     <w:p>
@@ -275,35 +191,7 @@
         <w:rPr>
           <w:rFonts w:ascii="Arial" w:hAnsi="Arial" w:cs="Arial"/>
         </w:rPr>
-        <w:t xml:space="preserve">Establecimos estos </w:t>
-      </w:r>
-      <w:proofErr w:type="spellStart"/>
-      <w:r>
-        <w:rPr>
-          <w:rFonts w:ascii="Arial" w:hAnsi="Arial" w:cs="Arial"/>
-        </w:rPr>
-        <w:t>mini-ciclos</w:t>
-      </w:r>
-      <w:proofErr w:type="spellEnd"/>
-      <w:r>
-        <w:rPr>
-          <w:rFonts w:ascii="Arial" w:hAnsi="Arial" w:cs="Arial"/>
-        </w:rPr>
-        <w:t xml:space="preserve"> debido a que nos permite repartir de forma equilibrada los métodos propuestos para la clase </w:t>
-      </w:r>
-      <w:proofErr w:type="spellStart"/>
-      <w:r>
-        <w:rPr>
-          <w:rFonts w:ascii="Arial" w:hAnsi="Arial" w:cs="Arial"/>
-        </w:rPr>
-        <w:t>SlotMachine</w:t>
-      </w:r>
-      <w:proofErr w:type="spellEnd"/>
-      <w:r>
-        <w:rPr>
-          <w:rFonts w:ascii="Arial" w:hAnsi="Arial" w:cs="Arial"/>
-        </w:rPr>
-        <w:t xml:space="preserve"> además que están separados según las funciones que </w:t>
+        <w:t xml:space="preserve">Establecimos estos mini-ciclos debido a que nos permite repartir de forma equilibrada los métodos propuestos para la clase SlotMachine además que están separados según las funciones que </w:t>
       </w:r>
       <w:r>
         <w:rPr>
@@ -490,62 +378,20 @@
         <w:rPr>
           <w:rFonts w:ascii="Arial" w:hAnsi="Arial" w:cs="Arial"/>
         </w:rPr>
-        <w:t xml:space="preserve">¿Cuál es el estado actual del proyecto en términos de </w:t>
-      </w:r>
-      <w:proofErr w:type="spellStart"/>
-      <w:r>
-        <w:rPr>
-          <w:rFonts w:ascii="Arial" w:hAnsi="Arial" w:cs="Arial"/>
-        </w:rPr>
-        <w:t>mini-ciclos</w:t>
-      </w:r>
-      <w:proofErr w:type="spellEnd"/>
-      <w:r>
-        <w:rPr>
-          <w:rFonts w:ascii="Arial" w:hAnsi="Arial" w:cs="Arial"/>
-        </w:rPr>
-        <w:t>? ¿por qué?</w:t>
-      </w:r>
-    </w:p>
-    <w:p>
-      <w:pPr>
-        <w:rPr>
-          <w:rFonts w:ascii="Arial" w:hAnsi="Arial" w:cs="Arial"/>
-        </w:rPr>
-      </w:pPr>
-      <w:r>
-        <w:rPr>
-          <w:rFonts w:ascii="Arial" w:hAnsi="Arial" w:cs="Arial"/>
-        </w:rPr>
-        <w:t xml:space="preserve">El estado actual, en términos de </w:t>
-      </w:r>
-      <w:proofErr w:type="spellStart"/>
-      <w:r>
-        <w:rPr>
-          <w:rFonts w:ascii="Arial" w:hAnsi="Arial" w:cs="Arial"/>
-        </w:rPr>
-        <w:t>mini-ciclos</w:t>
-      </w:r>
-      <w:proofErr w:type="spellEnd"/>
-      <w:r>
-        <w:rPr>
-          <w:rFonts w:ascii="Arial" w:hAnsi="Arial" w:cs="Arial"/>
-        </w:rPr>
-        <w:t xml:space="preserve">, se encuentra totalmente terminado, cumpliendo la organización propuesta en los </w:t>
-      </w:r>
-      <w:proofErr w:type="spellStart"/>
-      <w:r>
-        <w:rPr>
-          <w:rFonts w:ascii="Arial" w:hAnsi="Arial" w:cs="Arial"/>
-        </w:rPr>
-        <w:t>mini-ciclos</w:t>
-      </w:r>
-      <w:proofErr w:type="spellEnd"/>
-      <w:r>
-        <w:rPr>
-          <w:rFonts w:ascii="Arial" w:hAnsi="Arial" w:cs="Arial"/>
-        </w:rPr>
-        <w:t>.</w:t>
+        <w:t>¿Cuál es el estado actual del proyecto en términos de mini-ciclos? ¿por qué?</w:t>
+      </w:r>
+    </w:p>
+    <w:p>
+      <w:pPr>
+        <w:rPr>
+          <w:rFonts w:ascii="Arial" w:hAnsi="Arial" w:cs="Arial"/>
+        </w:rPr>
+      </w:pPr>
+      <w:r>
+        <w:rPr>
+          <w:rFonts w:ascii="Arial" w:hAnsi="Arial" w:cs="Arial"/>
+        </w:rPr>
+        <w:t>El estado actual, en términos de mini-ciclos, se encuentra totalmente terminado, cumpliendo la organización propuesta en los mini-ciclos.</w:t>
       </w:r>
     </w:p>
     <w:p>
@@ -590,21 +436,7 @@
         <w:rPr>
           <w:rFonts w:ascii="Arial" w:hAnsi="Arial" w:cs="Arial"/>
         </w:rPr>
-        <w:t xml:space="preserve">En total se </w:t>
-      </w:r>
-      <w:proofErr w:type="spellStart"/>
-      <w:r>
-        <w:rPr>
-          <w:rFonts w:ascii="Arial" w:hAnsi="Arial" w:cs="Arial"/>
-        </w:rPr>
-        <w:t>realizo</w:t>
-      </w:r>
-      <w:proofErr w:type="spellEnd"/>
-      <w:r>
-        <w:rPr>
-          <w:rFonts w:ascii="Arial" w:hAnsi="Arial" w:cs="Arial"/>
-        </w:rPr>
-        <w:t xml:space="preserve"> una inversión de 11 horas y 30 minutos por persona.</w:t>
+        <w:t>En total se realizo una inversión de 11 horas y 30 minutos por persona.</w:t>
       </w:r>
     </w:p>
     <w:p>
@@ -642,21 +474,7 @@
         <w:rPr>
           <w:rFonts w:ascii="Arial" w:hAnsi="Arial" w:cs="Arial"/>
         </w:rPr>
-        <w:t xml:space="preserve">El mayor logro en general es todo el aprendizaje que estamos adquiriendo mediante estos proyectos, para así tener </w:t>
-      </w:r>
-      <w:proofErr w:type="spellStart"/>
-      <w:r>
-        <w:rPr>
-          <w:rFonts w:ascii="Arial" w:hAnsi="Arial" w:cs="Arial"/>
-        </w:rPr>
-        <w:t>mas</w:t>
-      </w:r>
-      <w:proofErr w:type="spellEnd"/>
-      <w:r>
-        <w:rPr>
-          <w:rFonts w:ascii="Arial" w:hAnsi="Arial" w:cs="Arial"/>
-        </w:rPr>
-        <w:t xml:space="preserve"> herramientas para solucionar diversos problemas de la materia y a priori.</w:t>
+        <w:t>El mayor logro en general es todo el aprendizaje que estamos adquiriendo mediante estos proyectos, para así tener mas herramientas para solucionar diversos problemas de la materia y a priori.</w:t>
       </w:r>
     </w:p>
     <w:p>
@@ -738,21 +556,7 @@
         <w:rPr>
           <w:rFonts w:ascii="Arial" w:hAnsi="Arial" w:cs="Arial"/>
         </w:rPr>
-        <w:t xml:space="preserve"> logramos dividir de forma efectiva como íbamos a llevar a cabo el proyecto, sin embargo, nos comprometemos a ser </w:t>
-      </w:r>
-      <w:proofErr w:type="spellStart"/>
-      <w:r>
-        <w:rPr>
-          <w:rFonts w:ascii="Arial" w:hAnsi="Arial" w:cs="Arial"/>
-        </w:rPr>
-        <w:t>mas</w:t>
-      </w:r>
-      <w:proofErr w:type="spellEnd"/>
-      <w:r>
-        <w:rPr>
-          <w:rFonts w:ascii="Arial" w:hAnsi="Arial" w:cs="Arial"/>
-        </w:rPr>
-        <w:t xml:space="preserve"> rigurosos con esta organización para mejorar la calidad de los siguientes entregables.</w:t>
+        <w:t xml:space="preserve"> logramos dividir de forma efectiva como íbamos a llevar a cabo el proyecto, sin embargo, nos comprometemos a ser mas rigurosos con esta organización para mejorar la calidad de los siguientes entregables.</w:t>
       </w:r>
     </w:p>
     <w:p>
@@ -797,125 +601,13 @@
         <w:rPr>
           <w:rFonts w:ascii="Arial" w:hAnsi="Arial" w:cs="Arial"/>
         </w:rPr>
-        <w:t xml:space="preserve">La práctica XP más útil es “The </w:t>
-      </w:r>
-      <w:proofErr w:type="spellStart"/>
-      <w:r>
-        <w:rPr>
-          <w:rFonts w:ascii="Arial" w:hAnsi="Arial" w:cs="Arial"/>
-        </w:rPr>
-        <w:t>project</w:t>
-      </w:r>
-      <w:proofErr w:type="spellEnd"/>
-      <w:r>
-        <w:rPr>
-          <w:rFonts w:ascii="Arial" w:hAnsi="Arial" w:cs="Arial"/>
-        </w:rPr>
-        <w:t xml:space="preserve"> </w:t>
-      </w:r>
-      <w:proofErr w:type="spellStart"/>
-      <w:r>
-        <w:rPr>
-          <w:rFonts w:ascii="Arial" w:hAnsi="Arial" w:cs="Arial"/>
-        </w:rPr>
-        <w:t>is</w:t>
-      </w:r>
-      <w:proofErr w:type="spellEnd"/>
-      <w:r>
-        <w:rPr>
-          <w:rFonts w:ascii="Arial" w:hAnsi="Arial" w:cs="Arial"/>
-        </w:rPr>
-        <w:t xml:space="preserve"> </w:t>
-      </w:r>
-      <w:proofErr w:type="spellStart"/>
-      <w:r>
-        <w:rPr>
-          <w:rFonts w:ascii="Arial" w:hAnsi="Arial" w:cs="Arial"/>
-        </w:rPr>
-        <w:t>divided</w:t>
-      </w:r>
-      <w:proofErr w:type="spellEnd"/>
-      <w:r>
-        <w:rPr>
-          <w:rFonts w:ascii="Arial" w:hAnsi="Arial" w:cs="Arial"/>
-        </w:rPr>
-        <w:t xml:space="preserve"> </w:t>
-      </w:r>
-      <w:proofErr w:type="spellStart"/>
-      <w:r>
-        <w:rPr>
-          <w:rFonts w:ascii="Arial" w:hAnsi="Arial" w:cs="Arial"/>
-        </w:rPr>
-        <w:t>into</w:t>
-      </w:r>
-      <w:proofErr w:type="spellEnd"/>
-      <w:r>
-        <w:rPr>
-          <w:rFonts w:ascii="Arial" w:hAnsi="Arial" w:cs="Arial"/>
-        </w:rPr>
-        <w:t xml:space="preserve"> </w:t>
-      </w:r>
-      <w:proofErr w:type="spellStart"/>
-      <w:r>
-        <w:rPr>
-          <w:rFonts w:ascii="Arial" w:hAnsi="Arial" w:cs="Arial"/>
-        </w:rPr>
-        <w:t>iterations</w:t>
-      </w:r>
-      <w:proofErr w:type="spellEnd"/>
-      <w:r>
-        <w:rPr>
-          <w:rFonts w:ascii="Arial" w:hAnsi="Arial" w:cs="Arial"/>
-        </w:rPr>
-        <w:t xml:space="preserve">”, debido a </w:t>
-      </w:r>
-      <w:proofErr w:type="gramStart"/>
-      <w:r>
-        <w:rPr>
-          <w:rFonts w:ascii="Arial" w:hAnsi="Arial" w:cs="Arial"/>
-        </w:rPr>
-        <w:t>que</w:t>
-      </w:r>
-      <w:proofErr w:type="gramEnd"/>
-      <w:r>
-        <w:rPr>
-          <w:rFonts w:ascii="Arial" w:hAnsi="Arial" w:cs="Arial"/>
-        </w:rPr>
-        <w:t xml:space="preserve"> dividiendo el problema e</w:t>
-      </w:r>
-      <w:r>
-        <w:rPr>
-          <w:rFonts w:ascii="Arial" w:hAnsi="Arial" w:cs="Arial"/>
-        </w:rPr>
-        <w:t xml:space="preserve">n iteraciones, por </w:t>
-      </w:r>
-      <w:proofErr w:type="gramStart"/>
-      <w:r>
-        <w:rPr>
-          <w:rFonts w:ascii="Arial" w:hAnsi="Arial" w:cs="Arial"/>
-        </w:rPr>
-        <w:t>ejemplo</w:t>
-      </w:r>
-      <w:proofErr w:type="gramEnd"/>
-      <w:r>
-        <w:rPr>
-          <w:rFonts w:ascii="Arial" w:hAnsi="Arial" w:cs="Arial"/>
-        </w:rPr>
-        <w:t xml:space="preserve"> los </w:t>
-      </w:r>
-      <w:proofErr w:type="spellStart"/>
-      <w:r>
-        <w:rPr>
-          <w:rFonts w:ascii="Arial" w:hAnsi="Arial" w:cs="Arial"/>
-        </w:rPr>
-        <w:t>mini-ciclos</w:t>
-      </w:r>
-      <w:proofErr w:type="spellEnd"/>
-      <w:r>
-        <w:rPr>
-          <w:rFonts w:ascii="Arial" w:hAnsi="Arial" w:cs="Arial"/>
-        </w:rPr>
-        <w:t>, se es más fácil llegar al objetivo de manera eficaz</w:t>
+        <w:t>La práctica XP más útil es “The project is divided into iterations”, debido a que dividiendo el problema e</w:t>
+      </w:r>
+      <w:r>
+        <w:rPr>
+          <w:rFonts w:ascii="Arial" w:hAnsi="Arial" w:cs="Arial"/>
+        </w:rPr>
+        <w:t>n iteraciones, por ejemplo los mini-ciclos, se es más fácil llegar al objetivo de manera eficaz</w:t>
       </w:r>
     </w:p>
     <w:p>
@@ -960,35 +652,7 @@
         <w:rPr>
           <w:rFonts w:ascii="Arial" w:hAnsi="Arial" w:cs="Arial"/>
         </w:rPr>
-        <w:t xml:space="preserve">Consideramos que la documentación de Oracle para el uso de </w:t>
-      </w:r>
-      <w:proofErr w:type="spellStart"/>
-      <w:r>
-        <w:rPr>
-          <w:rFonts w:ascii="Arial" w:hAnsi="Arial" w:cs="Arial"/>
-        </w:rPr>
-        <w:t>TreeMap</w:t>
-      </w:r>
-      <w:proofErr w:type="spellEnd"/>
-      <w:r>
-        <w:rPr>
-          <w:rFonts w:ascii="Arial" w:hAnsi="Arial" w:cs="Arial"/>
-        </w:rPr>
-        <w:t xml:space="preserve"> fue lo más útil debido a que gracias </w:t>
-      </w:r>
-      <w:proofErr w:type="spellStart"/>
-      <w:r>
-        <w:rPr>
-          <w:rFonts w:ascii="Arial" w:hAnsi="Arial" w:cs="Arial"/>
-        </w:rPr>
-        <w:t>a el</w:t>
-      </w:r>
-      <w:proofErr w:type="spellEnd"/>
-      <w:r>
-        <w:rPr>
-          <w:rFonts w:ascii="Arial" w:hAnsi="Arial" w:cs="Arial"/>
-        </w:rPr>
-        <w:t xml:space="preserve"> pudimos guardar los objetos que necesitábamos usando esta estructura de datos.</w:t>
+        <w:t>Consideramos que la documentación de Oracle para el uso de TreeMap fue lo más útil debido a que gracias a el pudimos guardar los objetos que necesitábamos usando esta estructura de datos.</w:t>
       </w:r>
     </w:p>
     <w:p>
@@ -1033,23 +697,7 @@
           <w:rFonts w:ascii="Arial" w:hAnsi="Arial" w:cs="Arial"/>
           <w:lang w:val="en-GB"/>
         </w:rPr>
-        <w:t xml:space="preserve"> (2nd ed.). </w:t>
-      </w:r>
-      <w:proofErr w:type="spellStart"/>
-      <w:r>
-        <w:rPr>
-          <w:rFonts w:ascii="Arial" w:hAnsi="Arial" w:cs="Arial"/>
-          <w:lang w:val="en-GB"/>
-        </w:rPr>
-        <w:t>Apress</w:t>
-      </w:r>
-      <w:proofErr w:type="spellEnd"/>
-      <w:r>
-        <w:rPr>
-          <w:rFonts w:ascii="Arial" w:hAnsi="Arial" w:cs="Arial"/>
-          <w:lang w:val="en-GB"/>
-        </w:rPr>
-        <w:t xml:space="preserve">. </w:t>
+        <w:t xml:space="preserve"> (2nd ed.). Apress. </w:t>
       </w:r>
       <w:hyperlink r:id="rId7" w:tgtFrame="_blank" w:history="1">
         <w:r>
@@ -1063,14 +711,18 @@
       </w:hyperlink>
     </w:p>
     <w:p>
-      <w:r>
-        <w:rPr>
-          <w:rFonts w:ascii="Arial" w:hAnsi="Arial" w:cs="Arial"/>
+      <w:pPr>
+        <w:rPr>
           <w:lang w:val="en-US"/>
         </w:rPr>
+      </w:pPr>
+      <w:r>
+        <w:rPr>
+          <w:rFonts w:ascii="Arial" w:hAnsi="Arial" w:cs="Arial"/>
+          <w:lang w:val="en-US"/>
+        </w:rPr>
         <w:t xml:space="preserve">Oracle. (s. f.). </w:t>
       </w:r>
-      <w:proofErr w:type="spellStart"/>
       <w:r>
         <w:rPr>
           <w:rFonts w:ascii="Arial" w:hAnsi="Arial" w:cs="Arial"/>
@@ -1078,17 +730,7 @@
           <w:iCs/>
           <w:lang w:val="en-US"/>
         </w:rPr>
-        <w:t>TreeMap</w:t>
-      </w:r>
-      <w:proofErr w:type="spellEnd"/>
-      <w:r>
-        <w:rPr>
-          <w:rFonts w:ascii="Arial" w:hAnsi="Arial" w:cs="Arial"/>
-          <w:i/>
-          <w:iCs/>
-          <w:lang w:val="en-US"/>
-        </w:rPr>
-        <w:t xml:space="preserve"> (Java Platform SE 17)</w:t>
+        <w:t>TreeMap (Java Platform SE 17)</w:t>
       </w:r>
       <w:r>
         <w:rPr>
@@ -1108,7 +750,13 @@
         </w:r>
       </w:hyperlink>
     </w:p>
-    <w:p/>
+    <w:p>
+      <w:pPr>
+        <w:rPr>
+          <w:lang w:val="en-US"/>
+        </w:rPr>
+      </w:pPr>
+    </w:p>
     <w:p>
       <w:pPr>
         <w:jc w:val="center"/>
@@ -1132,7 +780,6 @@
           <w:lang w:val="en-US"/>
         </w:rPr>
       </w:pPr>
-      <w:proofErr w:type="spellStart"/>
       <w:r>
         <w:rPr>
           <w:rFonts w:ascii="Arial" w:hAnsi="Arial" w:cs="Arial"/>
@@ -1140,7 +787,6 @@
         </w:rPr>
         <w:t>Retrospectiva</w:t>
       </w:r>
-      <w:proofErr w:type="spellEnd"/>
     </w:p>
     <w:p>
       <w:pPr>
@@ -1157,22 +803,270 @@
         <w:rPr>
           <w:rFonts w:ascii="Arial" w:hAnsi="Arial" w:cs="Arial"/>
         </w:rPr>
-        <w:t xml:space="preserve">¿Cuáles fueron los </w:t>
-      </w:r>
-      <w:proofErr w:type="spellStart"/>
-      <w:r>
-        <w:rPr>
-          <w:rFonts w:ascii="Arial" w:hAnsi="Arial" w:cs="Arial"/>
-        </w:rPr>
-        <w:t>mini-ciclos</w:t>
-      </w:r>
-      <w:proofErr w:type="spellEnd"/>
-      <w:r>
-        <w:rPr>
-          <w:rFonts w:ascii="Arial" w:hAnsi="Arial" w:cs="Arial"/>
-        </w:rPr>
-        <w:t xml:space="preserve"> definidos? Justifíquenlos.</w:t>
-      </w:r>
+        <w:t>¿Cuáles fueron los mini-ciclos definidos? Justifíquenlos.</w:t>
+      </w:r>
+    </w:p>
+    <w:p>
+      <w:pPr>
+        <w:rPr>
+          <w:rFonts w:ascii="Arial" w:hAnsi="Arial" w:cs="Arial"/>
+        </w:rPr>
+      </w:pPr>
+      <w:r>
+        <w:rPr>
+          <w:rFonts w:ascii="Arial" w:hAnsi="Arial" w:cs="Arial"/>
+        </w:rPr>
+        <w:t>Establecimos 6 mini-ciclos:</w:t>
+      </w:r>
+    </w:p>
+    <w:p>
+      <w:pPr>
+        <w:pStyle w:val="Prrafodelista"/>
+        <w:numPr>
+          <w:ilvl w:val="0"/>
+          <w:numId w:val="9"/>
+        </w:numPr>
+        <w:rPr>
+          <w:rFonts w:ascii="Arial" w:hAnsi="Arial" w:cs="Arial"/>
+        </w:rPr>
+      </w:pPr>
+      <w:r>
+        <w:rPr>
+          <w:rFonts w:ascii="Arial" w:hAnsi="Arial" w:cs="Arial"/>
+        </w:rPr>
+        <w:t xml:space="preserve">Fijar y soltar una rueda: </w:t>
+      </w:r>
+      <w:r>
+        <w:rPr>
+          <w:rFonts w:ascii="Arial" w:hAnsi="Arial" w:cs="Arial"/>
+        </w:rPr>
+        <w:t>Darles</w:t>
+      </w:r>
+      <w:r>
+        <w:rPr>
+          <w:rFonts w:ascii="Arial" w:hAnsi="Arial" w:cs="Arial"/>
+        </w:rPr>
+        <w:t xml:space="preserve"> esta nueva condición a las ruedas e implementarlas en los demás métodos en los que sea necesario</w:t>
+      </w:r>
+    </w:p>
+    <w:p>
+      <w:pPr>
+        <w:pStyle w:val="Prrafodelista"/>
+        <w:numPr>
+          <w:ilvl w:val="0"/>
+          <w:numId w:val="9"/>
+        </w:numPr>
+        <w:rPr>
+          <w:rFonts w:ascii="Arial" w:hAnsi="Arial" w:cs="Arial"/>
+        </w:rPr>
+      </w:pPr>
+      <w:r>
+        <w:rPr>
+          <w:rFonts w:ascii="Arial" w:hAnsi="Arial" w:cs="Arial"/>
+        </w:rPr>
+        <w:t>Intercambiar 2 ruedas: Permitir que dos ruedas diferentes cambien sus colores respectivos</w:t>
+      </w:r>
+    </w:p>
+    <w:p>
+      <w:pPr>
+        <w:pStyle w:val="Prrafodelista"/>
+        <w:numPr>
+          <w:ilvl w:val="0"/>
+          <w:numId w:val="9"/>
+        </w:numPr>
+        <w:rPr>
+          <w:rFonts w:ascii="Arial" w:hAnsi="Arial" w:cs="Arial"/>
+        </w:rPr>
+      </w:pPr>
+      <w:r>
+        <w:rPr>
+          <w:rFonts w:ascii="Arial" w:hAnsi="Arial" w:cs="Arial"/>
+        </w:rPr>
+        <w:t>Rotar una rueda un numero dado de pasos:</w:t>
+      </w:r>
+      <w:r>
+        <w:rPr>
+          <w:rFonts w:ascii="Arial" w:hAnsi="Arial" w:cs="Arial"/>
+        </w:rPr>
+        <w:t xml:space="preserve"> Permitir que una rueda sea capaz de realizar spin un numero deseado de ruedas, verificando los diferentes casos que resulten en estos spins como, por ejemplo, un jackpot</w:t>
+      </w:r>
+    </w:p>
+    <w:p>
+      <w:pPr>
+        <w:pStyle w:val="Prrafodelista"/>
+        <w:numPr>
+          <w:ilvl w:val="0"/>
+          <w:numId w:val="9"/>
+        </w:numPr>
+        <w:rPr>
+          <w:rFonts w:ascii="Arial" w:hAnsi="Arial" w:cs="Arial"/>
+        </w:rPr>
+      </w:pPr>
+      <w:r>
+        <w:rPr>
+          <w:rFonts w:ascii="Arial" w:hAnsi="Arial" w:cs="Arial"/>
+        </w:rPr>
+        <w:t>Dejar la maquina en una configuración dada: Permitir que el usuario defina los colores actuales de las ruedas creadas dado un orden determinado.</w:t>
+      </w:r>
+    </w:p>
+    <w:p>
+      <w:pPr>
+        <w:pStyle w:val="Prrafodelista"/>
+        <w:numPr>
+          <w:ilvl w:val="0"/>
+          <w:numId w:val="9"/>
+        </w:numPr>
+        <w:rPr>
+          <w:rFonts w:ascii="Arial" w:hAnsi="Arial" w:cs="Arial"/>
+        </w:rPr>
+      </w:pPr>
+      <w:r>
+        <w:rPr>
+          <w:rFonts w:ascii="Arial" w:hAnsi="Arial" w:cs="Arial"/>
+        </w:rPr>
+        <w:t>Definir pruebas unitarias para cada método nuevo</w:t>
+      </w:r>
+    </w:p>
+    <w:p>
+      <w:pPr>
+        <w:pStyle w:val="Prrafodelista"/>
+        <w:numPr>
+          <w:ilvl w:val="0"/>
+          <w:numId w:val="9"/>
+        </w:numPr>
+        <w:rPr>
+          <w:rFonts w:ascii="Arial" w:hAnsi="Arial" w:cs="Arial"/>
+        </w:rPr>
+      </w:pPr>
+      <w:r>
+        <w:rPr>
+          <w:rFonts w:ascii="Arial" w:hAnsi="Arial" w:cs="Arial"/>
+        </w:rPr>
+        <w:t>Crear las 2 pruebas de aceptación mediante una nueva clase.</w:t>
+      </w:r>
+    </w:p>
+    <w:p>
+      <w:pPr>
+        <w:ind w:left="360"/>
+        <w:rPr>
+          <w:rFonts w:ascii="Arial" w:hAnsi="Arial" w:cs="Arial"/>
+        </w:rPr>
+      </w:pPr>
+      <w:r>
+        <w:rPr>
+          <w:rFonts w:ascii="Arial" w:hAnsi="Arial" w:cs="Arial"/>
+          <w:noProof/>
+        </w:rPr>
+        <w:drawing>
+          <wp:inline distT="0" distB="0" distL="0" distR="0" wp14:anchorId="38D40986" wp14:editId="737BE4DE">
+            <wp:extent cx="2773680" cy="3975028"/>
+            <wp:effectExtent l="0" t="0" r="7620" b="6985"/>
+            <wp:docPr id="1119122279" name="Imagen 1"/>
+            <wp:cNvGraphicFramePr>
+              <a:graphicFrameLocks xmlns:a="http://schemas.openxmlformats.org/drawingml/2006/main" noChangeAspect="1"/>
+            </wp:cNvGraphicFramePr>
+            <a:graphic xmlns:a="http://schemas.openxmlformats.org/drawingml/2006/main">
+              <a:graphicData uri="http://schemas.openxmlformats.org/drawingml/2006/picture">
+                <pic:pic xmlns:pic="http://schemas.openxmlformats.org/drawingml/2006/picture">
+                  <pic:nvPicPr>
+                    <pic:cNvPr id="1119122279" name="Imagen 1119122279"/>
+                    <pic:cNvPicPr/>
+                  </pic:nvPicPr>
+                  <pic:blipFill>
+                    <a:blip r:embed="rId9" cstate="print">
+                      <a:extLst>
+                        <a:ext uri="{28A0092B-C50C-407E-A947-70E740481C1C}">
+                          <a14:useLocalDpi xmlns:a14="http://schemas.microsoft.com/office/drawing/2010/main" val="0"/>
+                        </a:ext>
+                      </a:extLst>
+                    </a:blip>
+                    <a:stretch>
+                      <a:fillRect/>
+                    </a:stretch>
+                  </pic:blipFill>
+                  <pic:spPr>
+                    <a:xfrm>
+                      <a:off x="0" y="0"/>
+                      <a:ext cx="2807742" cy="4023843"/>
+                    </a:xfrm>
+                    <a:prstGeom prst="rect">
+                      <a:avLst/>
+                    </a:prstGeom>
+                  </pic:spPr>
+                </pic:pic>
+              </a:graphicData>
+            </a:graphic>
+          </wp:inline>
+        </w:drawing>
+      </w:r>
+      <w:r>
+        <w:rPr>
+          <w:rFonts w:ascii="Arial" w:hAnsi="Arial" w:cs="Arial"/>
+          <w:noProof/>
+        </w:rPr>
+        <w:t xml:space="preserve">                          </w:t>
+      </w:r>
+      <w:r>
+        <w:rPr>
+          <w:rFonts w:ascii="Arial" w:hAnsi="Arial" w:cs="Arial"/>
+          <w:noProof/>
+        </w:rPr>
+        <w:drawing>
+          <wp:inline distT="0" distB="0" distL="0" distR="0" wp14:anchorId="232A4762" wp14:editId="051E38F6">
+            <wp:extent cx="2697407" cy="3988365"/>
+            <wp:effectExtent l="0" t="0" r="8255" b="0"/>
+            <wp:docPr id="2016033896" name="Imagen 2"/>
+            <wp:cNvGraphicFramePr>
+              <a:graphicFrameLocks xmlns:a="http://schemas.openxmlformats.org/drawingml/2006/main" noChangeAspect="1"/>
+            </wp:cNvGraphicFramePr>
+            <a:graphic xmlns:a="http://schemas.openxmlformats.org/drawingml/2006/main">
+              <a:graphicData uri="http://schemas.openxmlformats.org/drawingml/2006/picture">
+                <pic:pic xmlns:pic="http://schemas.openxmlformats.org/drawingml/2006/picture">
+                  <pic:nvPicPr>
+                    <pic:cNvPr id="2016033896" name="Imagen 2016033896"/>
+                    <pic:cNvPicPr/>
+                  </pic:nvPicPr>
+                  <pic:blipFill>
+                    <a:blip r:embed="rId10" cstate="print">
+                      <a:extLst>
+                        <a:ext uri="{28A0092B-C50C-407E-A947-70E740481C1C}">
+                          <a14:useLocalDpi xmlns:a14="http://schemas.microsoft.com/office/drawing/2010/main" val="0"/>
+                        </a:ext>
+                      </a:extLst>
+                    </a:blip>
+                    <a:stretch>
+                      <a:fillRect/>
+                    </a:stretch>
+                  </pic:blipFill>
+                  <pic:spPr>
+                    <a:xfrm>
+                      <a:off x="0" y="0"/>
+                      <a:ext cx="2719029" cy="4020334"/>
+                    </a:xfrm>
+                    <a:prstGeom prst="rect">
+                      <a:avLst/>
+                    </a:prstGeom>
+                  </pic:spPr>
+                </pic:pic>
+              </a:graphicData>
+            </a:graphic>
+          </wp:inline>
+        </w:drawing>
+      </w:r>
+      <w:r>
+        <w:rPr>
+          <w:rFonts w:ascii="Arial" w:hAnsi="Arial" w:cs="Arial"/>
+        </w:rPr>
+        <w:t xml:space="preserve"> </w:t>
+      </w:r>
+    </w:p>
+    <w:p>
+      <w:pPr>
+        <w:ind w:left="360"/>
+        <w:rPr>
+          <w:rFonts w:ascii="Arial" w:hAnsi="Arial" w:cs="Arial"/>
+        </w:rPr>
+      </w:pPr>
     </w:p>
     <w:p>
       <w:pPr>
@@ -1183,19 +1077,315 @@
         </w:numPr>
         <w:rPr>
           <w:rFonts w:ascii="Arial" w:hAnsi="Arial" w:cs="Arial"/>
-        </w:rPr>
-      </w:pPr>
-      <w:r>
-        <w:rPr>
-          <w:rFonts w:ascii="Arial" w:hAnsi="Arial" w:cs="Arial"/>
-        </w:rPr>
-        <w:t xml:space="preserve">¿Cuáles fueron los </w:t>
+          <w:noProof/>
+        </w:rPr>
+      </w:pPr>
+      <w:r>
+        <w:rPr>
+          <w:rFonts w:ascii="Arial" w:hAnsi="Arial" w:cs="Arial"/>
+          <w:noProof/>
+        </w:rPr>
+        <w:t>¿Cuál es el estado actual del proyecto en términos de mini-ciclos? ¿por qué?</w:t>
+      </w:r>
+    </w:p>
+    <w:p>
+      <w:pPr>
+        <w:rPr>
+          <w:rFonts w:ascii="Arial" w:hAnsi="Arial" w:cs="Arial"/>
+        </w:rPr>
+      </w:pPr>
+      <w:r>
+        <w:rPr>
+          <w:rFonts w:ascii="Arial" w:hAnsi="Arial" w:cs="Arial"/>
+        </w:rPr>
+        <w:t>El estado actual, en términos de mini-ciclos, se encuentra totalmente terminado, cumpliendo la organización propuesta en los mini-ciclos.</w:t>
+      </w:r>
+    </w:p>
+    <w:p>
+      <w:pPr>
+        <w:pStyle w:val="Prrafodelista"/>
+        <w:numPr>
+          <w:ilvl w:val="0"/>
+          <w:numId w:val="8"/>
+        </w:numPr>
+        <w:rPr>
+          <w:rFonts w:ascii="Arial" w:hAnsi="Arial" w:cs="Arial"/>
+        </w:rPr>
+      </w:pPr>
+      <w:r>
+        <w:rPr>
+          <w:rFonts w:ascii="Arial" w:hAnsi="Arial" w:cs="Arial"/>
+        </w:rPr>
+        <w:t>¿Cuál fue el tiempo total invertido por cada uno de ustedes? (Horas/Hombre)</w:t>
+      </w:r>
+    </w:p>
+    <w:p>
+      <w:pPr>
+        <w:rPr>
+          <w:rFonts w:ascii="Arial" w:hAnsi="Arial" w:cs="Arial"/>
+        </w:rPr>
+      </w:pPr>
+      <w:r>
+        <w:rPr>
+          <w:rFonts w:ascii="Arial" w:hAnsi="Arial" w:cs="Arial"/>
+        </w:rPr>
+        <w:t>En total se realizo una inversión de</w:t>
+      </w:r>
+      <w:r>
+        <w:rPr>
+          <w:rFonts w:ascii="Arial" w:hAnsi="Arial" w:cs="Arial"/>
+        </w:rPr>
+        <w:t xml:space="preserve"> 8</w:t>
+      </w:r>
+      <w:r>
+        <w:rPr>
+          <w:rFonts w:ascii="Arial" w:hAnsi="Arial" w:cs="Arial"/>
+        </w:rPr>
+        <w:t xml:space="preserve"> horas por persona.</w:t>
+      </w:r>
+    </w:p>
+    <w:p>
+      <w:pPr>
+        <w:pStyle w:val="Prrafodelista"/>
+        <w:numPr>
+          <w:ilvl w:val="0"/>
+          <w:numId w:val="8"/>
+        </w:numPr>
+        <w:rPr>
+          <w:rFonts w:ascii="Arial" w:hAnsi="Arial" w:cs="Arial"/>
+        </w:rPr>
+      </w:pPr>
+      <w:r>
+        <w:rPr>
+          <w:rFonts w:ascii="Arial" w:hAnsi="Arial" w:cs="Arial"/>
+        </w:rPr>
+        <w:t>¿Cuál consideran fue el mayor logro? ¿Por qué?</w:t>
+      </w:r>
+    </w:p>
+    <w:p>
+      <w:pPr>
+        <w:rPr>
+          <w:rFonts w:ascii="Arial" w:hAnsi="Arial" w:cs="Arial"/>
+        </w:rPr>
+      </w:pPr>
+      <w:r>
+        <w:rPr>
+          <w:rFonts w:ascii="Arial" w:hAnsi="Arial" w:cs="Arial"/>
+        </w:rPr>
+        <w:t xml:space="preserve">El mayor logro que conseguimos fue configurar el código de manera efectiva para que pueda </w:t>
+      </w:r>
+      <w:r>
+        <w:rPr>
+          <w:rFonts w:ascii="Arial" w:hAnsi="Arial" w:cs="Arial"/>
+        </w:rPr>
+        <w:t>ser extensible para poder modificarlo a futuro.</w:t>
+      </w:r>
+    </w:p>
+    <w:p>
+      <w:pPr>
+        <w:pStyle w:val="Prrafodelista"/>
+        <w:numPr>
+          <w:ilvl w:val="0"/>
+          <w:numId w:val="8"/>
+        </w:numPr>
+        <w:rPr>
+          <w:rFonts w:ascii="Arial" w:hAnsi="Arial" w:cs="Arial"/>
+        </w:rPr>
+      </w:pPr>
+      <w:r>
+        <w:rPr>
+          <w:rFonts w:ascii="Arial" w:hAnsi="Arial" w:cs="Arial"/>
+        </w:rPr>
+        <w:t>¿Cuál consideran que fue el mayor problema técnico? ¿Qué hicieron para resolverlo?</w:t>
+      </w:r>
+    </w:p>
+    <w:p>
+      <w:pPr>
+        <w:rPr>
+          <w:rFonts w:ascii="Arial" w:hAnsi="Arial" w:cs="Arial"/>
+        </w:rPr>
+      </w:pPr>
+      <w:r>
+        <w:rPr>
+          <w:rFonts w:ascii="Arial" w:hAnsi="Arial" w:cs="Arial"/>
+        </w:rPr>
+        <w:t>El mayor problema técnico fue modificar y/o arreglar el código anterior para solucionar los problemas de extensibilidad, lo solucionamos replanteándonos la estructura de este mismo para volverlo escalable.</w:t>
+      </w:r>
+    </w:p>
+    <w:p>
+      <w:pPr>
+        <w:pStyle w:val="Prrafodelista"/>
+        <w:numPr>
+          <w:ilvl w:val="0"/>
+          <w:numId w:val="8"/>
+        </w:numPr>
+        <w:rPr>
+          <w:rFonts w:ascii="Arial" w:hAnsi="Arial" w:cs="Arial"/>
+        </w:rPr>
+      </w:pPr>
+      <w:r>
+        <w:rPr>
+          <w:rFonts w:ascii="Arial" w:hAnsi="Arial" w:cs="Arial"/>
+        </w:rPr>
+        <w:t>¿Qué hicieron bien como equipo? ¿Qué se comprometen a hacer para mejorar los resultados?</w:t>
+      </w:r>
+    </w:p>
+    <w:p>
+      <w:pPr>
+        <w:rPr>
+          <w:rFonts w:ascii="Arial" w:hAnsi="Arial" w:cs="Arial"/>
+        </w:rPr>
+      </w:pPr>
+      <w:r>
+        <w:rPr>
+          <w:rFonts w:ascii="Arial" w:hAnsi="Arial" w:cs="Arial"/>
+        </w:rPr>
+        <w:t xml:space="preserve">Como equipo, logramos dividir de forma efectiva como íbamos a llevar a cabo el proyecto, sin embargo, nos comprometemos a ser </w:t>
       </w:r>
       <w:proofErr w:type="spellStart"/>
       <w:r>
         <w:rPr>
           <w:rFonts w:ascii="Arial" w:hAnsi="Arial" w:cs="Arial"/>
         </w:rPr>
+        <w:t>mas</w:t>
+      </w:r>
+      <w:proofErr w:type="spellEnd"/>
+      <w:r>
+        <w:rPr>
+          <w:rFonts w:ascii="Arial" w:hAnsi="Arial" w:cs="Arial"/>
+        </w:rPr>
+        <w:t xml:space="preserve"> rigurosos con esta organización para mejorar la calidad de los siguientes entregables.</w:t>
+      </w:r>
+    </w:p>
+    <w:p>
+      <w:pPr>
+        <w:pStyle w:val="Prrafodelista"/>
+        <w:numPr>
+          <w:ilvl w:val="0"/>
+          <w:numId w:val="8"/>
+        </w:numPr>
+        <w:rPr>
+          <w:rFonts w:ascii="Arial" w:hAnsi="Arial" w:cs="Arial"/>
+        </w:rPr>
+      </w:pPr>
+      <w:r>
+        <w:rPr>
+          <w:rFonts w:ascii="Arial" w:hAnsi="Arial" w:cs="Arial"/>
+        </w:rPr>
+        <w:t>Considerando las prácticas XP incluidas en los laboratorios. ¿cuál fue la más útil? ¿por qué?</w:t>
+      </w:r>
+    </w:p>
+    <w:p>
+      <w:pPr>
+        <w:rPr>
+          <w:rFonts w:ascii="Arial" w:hAnsi="Arial" w:cs="Arial"/>
+        </w:rPr>
+      </w:pPr>
+      <w:r>
+        <w:rPr>
+          <w:rFonts w:ascii="Arial" w:hAnsi="Arial" w:cs="Arial"/>
+        </w:rPr>
+        <w:t xml:space="preserve">La práctica XP más útil es “The </w:t>
+      </w:r>
+      <w:proofErr w:type="spellStart"/>
+      <w:r>
+        <w:rPr>
+          <w:rFonts w:ascii="Arial" w:hAnsi="Arial" w:cs="Arial"/>
+        </w:rPr>
+        <w:t>project</w:t>
+      </w:r>
+      <w:proofErr w:type="spellEnd"/>
+      <w:r>
+        <w:rPr>
+          <w:rFonts w:ascii="Arial" w:hAnsi="Arial" w:cs="Arial"/>
+        </w:rPr>
+        <w:t xml:space="preserve"> </w:t>
+      </w:r>
+      <w:proofErr w:type="spellStart"/>
+      <w:r>
+        <w:rPr>
+          <w:rFonts w:ascii="Arial" w:hAnsi="Arial" w:cs="Arial"/>
+        </w:rPr>
+        <w:t>is</w:t>
+      </w:r>
+      <w:proofErr w:type="spellEnd"/>
+      <w:r>
+        <w:rPr>
+          <w:rFonts w:ascii="Arial" w:hAnsi="Arial" w:cs="Arial"/>
+        </w:rPr>
+        <w:t xml:space="preserve"> </w:t>
+      </w:r>
+      <w:proofErr w:type="spellStart"/>
+      <w:r>
+        <w:rPr>
+          <w:rFonts w:ascii="Arial" w:hAnsi="Arial" w:cs="Arial"/>
+        </w:rPr>
+        <w:t>divided</w:t>
+      </w:r>
+      <w:proofErr w:type="spellEnd"/>
+      <w:r>
+        <w:rPr>
+          <w:rFonts w:ascii="Arial" w:hAnsi="Arial" w:cs="Arial"/>
+        </w:rPr>
+        <w:t xml:space="preserve"> </w:t>
+      </w:r>
+      <w:proofErr w:type="spellStart"/>
+      <w:r>
+        <w:rPr>
+          <w:rFonts w:ascii="Arial" w:hAnsi="Arial" w:cs="Arial"/>
+        </w:rPr>
+        <w:t>into</w:t>
+      </w:r>
+      <w:proofErr w:type="spellEnd"/>
+      <w:r>
+        <w:rPr>
+          <w:rFonts w:ascii="Arial" w:hAnsi="Arial" w:cs="Arial"/>
+        </w:rPr>
+        <w:t xml:space="preserve"> </w:t>
+      </w:r>
+      <w:proofErr w:type="spellStart"/>
+      <w:r>
+        <w:rPr>
+          <w:rFonts w:ascii="Arial" w:hAnsi="Arial" w:cs="Arial"/>
+        </w:rPr>
+        <w:t>iterations</w:t>
+      </w:r>
+      <w:proofErr w:type="spellEnd"/>
+      <w:r>
+        <w:rPr>
+          <w:rFonts w:ascii="Arial" w:hAnsi="Arial" w:cs="Arial"/>
+        </w:rPr>
+        <w:t xml:space="preserve">”, debido a </w:t>
+      </w:r>
+      <w:r>
+        <w:rPr>
+          <w:rFonts w:ascii="Arial" w:hAnsi="Arial" w:cs="Arial"/>
+        </w:rPr>
+        <w:t>que,</w:t>
+      </w:r>
+      <w:r>
+        <w:rPr>
+          <w:rFonts w:ascii="Arial" w:hAnsi="Arial" w:cs="Arial"/>
+        </w:rPr>
+        <w:t xml:space="preserve"> dividiendo el problema en iteraciones, por </w:t>
+      </w:r>
+      <w:r>
+        <w:rPr>
+          <w:rFonts w:ascii="Arial" w:hAnsi="Arial" w:cs="Arial"/>
+        </w:rPr>
+        <w:t>ejemplo,</w:t>
+      </w:r>
+      <w:r>
+        <w:rPr>
+          <w:rFonts w:ascii="Arial" w:hAnsi="Arial" w:cs="Arial"/>
+        </w:rPr>
+        <w:t xml:space="preserve"> los </w:t>
+      </w:r>
+      <w:proofErr w:type="spellStart"/>
+      <w:r>
+        <w:rPr>
+          <w:rFonts w:ascii="Arial" w:hAnsi="Arial" w:cs="Arial"/>
+        </w:rPr>
         <w:t>mini-ciclos</w:t>
       </w:r>
       <w:proofErr w:type="spellEnd"/>
@@ -1203,8 +1393,102 @@
         <w:rPr>
           <w:rFonts w:ascii="Arial" w:hAnsi="Arial" w:cs="Arial"/>
         </w:rPr>
-        <w:t xml:space="preserve"> definidos? Justifíquenlos.</w:t>
-      </w:r>
+        <w:t>, se es más fácil llegar al objetivo de manera eficaz</w:t>
+      </w:r>
+    </w:p>
+    <w:p>
+      <w:pPr>
+        <w:pStyle w:val="Prrafodelista"/>
+        <w:numPr>
+          <w:ilvl w:val="0"/>
+          <w:numId w:val="8"/>
+        </w:numPr>
+        <w:rPr>
+          <w:rFonts w:ascii="Arial" w:hAnsi="Arial" w:cs="Arial"/>
+        </w:rPr>
+      </w:pPr>
+      <w:r>
+        <w:rPr>
+          <w:rFonts w:ascii="Arial" w:hAnsi="Arial" w:cs="Arial"/>
+        </w:rPr>
+        <w:t>¿Qué referencias usaron? ¿Cuál fue la más útil? Incluyan citas con estándares adecuados.</w:t>
+      </w:r>
+    </w:p>
+    <w:p>
+      <w:pPr>
+        <w:rPr>
+          <w:rFonts w:ascii="Arial" w:hAnsi="Arial" w:cs="Arial"/>
+        </w:rPr>
+      </w:pPr>
+      <w:r>
+        <w:rPr>
+          <w:rFonts w:ascii="Arial" w:hAnsi="Arial" w:cs="Arial"/>
+        </w:rPr>
+        <w:t xml:space="preserve">Consideramos que </w:t>
+      </w:r>
+      <w:r>
+        <w:rPr>
+          <w:rFonts w:ascii="Arial" w:hAnsi="Arial" w:cs="Arial"/>
+        </w:rPr>
+        <w:t xml:space="preserve">w3schools java fue la herramienta mas útil, ya que con este pudimos conocer métodos propios de java para poder acortar cantidades significantes el código, como por ejemplo el </w:t>
+      </w:r>
+      <w:proofErr w:type="spellStart"/>
+      <w:r>
+        <w:rPr>
+          <w:rFonts w:ascii="Arial" w:hAnsi="Arial" w:cs="Arial"/>
+        </w:rPr>
+        <w:t>toArray</w:t>
+      </w:r>
+      <w:proofErr w:type="spellEnd"/>
+      <w:r>
+        <w:rPr>
+          <w:rFonts w:ascii="Arial" w:hAnsi="Arial" w:cs="Arial"/>
+        </w:rPr>
+        <w:t>().</w:t>
+      </w:r>
+    </w:p>
+    <w:p>
+      <w:pPr>
+        <w:rPr>
+          <w:rFonts w:ascii="Arial" w:hAnsi="Arial" w:cs="Arial"/>
+          <w:lang w:val="en-US"/>
+        </w:rPr>
+      </w:pPr>
+      <w:r>
+        <w:rPr>
+          <w:rFonts w:ascii="Arial" w:hAnsi="Arial" w:cs="Arial"/>
+        </w:rPr>
+        <w:tab/>
+      </w:r>
+      <w:r>
+        <w:rPr>
+          <w:rFonts w:ascii="Arial" w:hAnsi="Arial" w:cs="Arial"/>
+        </w:rPr>
+        <w:t xml:space="preserve">Java Tutorial </w:t>
+      </w:r>
+      <w:r>
+        <w:rPr>
+          <w:rFonts w:ascii="Arial" w:hAnsi="Arial" w:cs="Arial"/>
+          <w:lang w:val="en-US"/>
+        </w:rPr>
+        <w:t>https://www.w3schools.com/java/</w:t>
+      </w:r>
+    </w:p>
+    <w:p>
+      <w:pPr>
+        <w:rPr>
+          <w:rFonts w:ascii="Arial" w:hAnsi="Arial" w:cs="Arial"/>
+          <w:lang w:val="en-US"/>
+        </w:rPr>
+      </w:pPr>
+    </w:p>
+    <w:p>
+      <w:pPr>
+        <w:rPr>
+          <w:rFonts w:ascii="Arial" w:hAnsi="Arial" w:cs="Arial"/>
+          <w:lang w:val="en-US"/>
+        </w:rPr>
+      </w:pPr>
     </w:p>
     <w:p>
       <w:pPr>
@@ -1227,6 +1511,119 @@
 <file path=word/numbering.xml><?xml version="1.0" encoding="utf-8"?>
 <w:numbering xmlns:wpc="http://schemas.microsoft.com/office/word/2010/wordprocessingCanvas" xmlns:cx="http://schemas.microsoft.com/office/drawing/2014/chartex" xmlns:cx1="http://schemas.microsoft.com/office/drawing/2015/9/8/chartex" xmlns:cx2="http://schemas.microsoft.com/office/drawing/2015/10/21/chartex" xmlns:cx3="http://schemas.microsoft.com/office/drawing/2016/5/9/chartex" xmlns:cx4="http://schemas.microsoft.com/office/drawing/2016/5/10/chartex" xmlns:cx5="http://schemas.microsoft.com/office/drawing/2016/5/11/chartex" xmlns:cx6="http://schemas.microsoft.com/office/drawing/2016/5/12/chartex" xmlns:cx7="http://schemas.microsoft.com/office/drawing/2016/5/13/chartex" xmlns:cx8="http://schemas.microsoft.com/office/drawing/2016/5/14/chartex" xmlns:mc="http://schemas.openxmlformats.org/markup-compatibility/2006" xmlns:aink="http://schemas.microsoft.com/office/drawing/2016/ink" xmlns:am3d="http://schemas.microsoft.com/office/drawing/2017/model3d" xmlns:o="urn:schemas-microsoft-com:office:office" xmlns:oel="http://schemas.microsoft.com/office/2019/extlst" xmlns:r="http://schemas.openxmlformats.org/officeDocument/2006/relationships" xmlns:m="http://schemas.openxmlformats.org/officeDocument/2006/math" xmlns:v="urn:schemas-microsoft-com:vml" xmlns:wp14="http://schemas.microsoft.com/office/word/2010/wordprocessingDrawing" xmlns:wp="http://schemas.openxmlformats.org/drawingml/2006/wordprocessingDrawing" xmlns:w10="urn:schemas-microsoft-com:office:word" xmlns:w="http://schemas.openxmlformats.org/wordprocessingml/2006/main" xmlns:w14="http://schemas.microsoft.com/office/word/2010/wordml" xmlns:w15="http://schemas.microsoft.com/office/word/2012/wordml" xmlns:w16cex="http://schemas.microsoft.com/office/word/2018/wordml/cex" xmlns:w16cid="http://schemas.microsoft.com/office/word/2016/wordml/cid" xmlns:w16="http://schemas.microsoft.com/office/word/2018/wordml" xmlns:w16du="http://schemas.microsoft.com/office/word/2023/wordml/word16du" xmlns:w16sdtdh="http://schemas.microsoft.com/office/word/2020/wordml/sdtdatahash" xmlns:w16sdtfl="http://schemas.microsoft.com/office/word/2024/wordml/sdtformatlock" xmlns:w16se="http://schemas.microsoft.com/office/word/2015/wordml/symex" xmlns:wpg="http://schemas.microsoft.com/office/word/2010/wordprocessingGroup" xmlns:wpi="http://schemas.microsoft.com/office/word/2010/wordprocessingInk" xmlns:wne="http://schemas.microsoft.com/office/word/2006/wordml" xmlns:wps="http://schemas.microsoft.com/office/word/2010/wordprocessingShape" mc:Ignorable="w14 w15 w16se w16cid w16 w16cex w16sdtdh w16sdtfl w16du wp14">
   <w:abstractNum w:abstractNumId="0" w15:restartNumberingAfterBreak="0">
+    <w:nsid w:val="09C739E0"/>
+    <w:multiLevelType w:val="hybridMultilevel"/>
+    <w:tmpl w:val="16FAC7CC"/>
+    <w:lvl w:ilvl="0" w:tplc="04090001">
+      <w:start w:val="1"/>
+      <w:numFmt w:val="bullet"/>
+      <w:lvlText w:val=""/>
+      <w:lvlJc w:val="left"/>
+      <w:pPr>
+        <w:ind w:left="720" w:hanging="360"/>
+      </w:pPr>
+      <w:rPr>
+        <w:rFonts w:ascii="Symbol" w:hAnsi="Symbol" w:hint="default"/>
+      </w:rPr>
+    </w:lvl>
+    <w:lvl w:ilvl="1" w:tplc="04090003" w:tentative="1">
+      <w:start w:val="1"/>
+      <w:numFmt w:val="bullet"/>
+      <w:lvlText w:val="o"/>
+      <w:lvlJc w:val="left"/>
+      <w:pPr>
+        <w:ind w:left="1440" w:hanging="360"/>
+      </w:pPr>
+      <w:rPr>
+        <w:rFonts w:ascii="Courier New" w:hAnsi="Courier New" w:cs="Courier New" w:hint="default"/>
+      </w:rPr>
+    </w:lvl>
+    <w:lvl w:ilvl="2" w:tplc="04090005" w:tentative="1">
+      <w:start w:val="1"/>
+      <w:numFmt w:val="bullet"/>
+      <w:lvlText w:val=""/>
+      <w:lvlJc w:val="left"/>
+      <w:pPr>
+        <w:ind w:left="2160" w:hanging="360"/>
+      </w:pPr>
+      <w:rPr>
+        <w:rFonts w:ascii="Wingdings" w:hAnsi="Wingdings" w:hint="default"/>
+      </w:rPr>
+    </w:lvl>
+    <w:lvl w:ilvl="3" w:tplc="04090001" w:tentative="1">
+      <w:start w:val="1"/>
+      <w:numFmt w:val="bullet"/>
+      <w:lvlText w:val=""/>
+      <w:lvlJc w:val="left"/>
+      <w:pPr>
+        <w:ind w:left="2880" w:hanging="360"/>
+      </w:pPr>
+      <w:rPr>
+        <w:rFonts w:ascii="Symbol" w:hAnsi="Symbol" w:hint="default"/>
+      </w:rPr>
+    </w:lvl>
+    <w:lvl w:ilvl="4" w:tplc="04090003" w:tentative="1">
+      <w:start w:val="1"/>
+      <w:numFmt w:val="bullet"/>
+      <w:lvlText w:val="o"/>
+      <w:lvlJc w:val="left"/>
+      <w:pPr>
+        <w:ind w:left="3600" w:hanging="360"/>
+      </w:pPr>
+      <w:rPr>
+        <w:rFonts w:ascii="Courier New" w:hAnsi="Courier New" w:cs="Courier New" w:hint="default"/>
+      </w:rPr>
+    </w:lvl>
+    <w:lvl w:ilvl="5" w:tplc="04090005" w:tentative="1">
+      <w:start w:val="1"/>
+      <w:numFmt w:val="bullet"/>
+      <w:lvlText w:val=""/>
+      <w:lvlJc w:val="left"/>
+      <w:pPr>
+        <w:ind w:left="4320" w:hanging="360"/>
+      </w:pPr>
+      <w:rPr>
+        <w:rFonts w:ascii="Wingdings" w:hAnsi="Wingdings" w:hint="default"/>
+      </w:rPr>
+    </w:lvl>
+    <w:lvl w:ilvl="6" w:tplc="04090001" w:tentative="1">
+      <w:start w:val="1"/>
+      <w:numFmt w:val="bullet"/>
+      <w:lvlText w:val=""/>
+      <w:lvlJc w:val="left"/>
+      <w:pPr>
+        <w:ind w:left="5040" w:hanging="360"/>
+      </w:pPr>
+      <w:rPr>
+        <w:rFonts w:ascii="Symbol" w:hAnsi="Symbol" w:hint="default"/>
+      </w:rPr>
+    </w:lvl>
+    <w:lvl w:ilvl="7" w:tplc="04090003" w:tentative="1">
+      <w:start w:val="1"/>
+      <w:numFmt w:val="bullet"/>
+      <w:lvlText w:val="o"/>
+      <w:lvlJc w:val="left"/>
+      <w:pPr>
+        <w:ind w:left="5760" w:hanging="360"/>
+      </w:pPr>
+      <w:rPr>
+        <w:rFonts w:ascii="Courier New" w:hAnsi="Courier New" w:cs="Courier New" w:hint="default"/>
+      </w:rPr>
+    </w:lvl>
+    <w:lvl w:ilvl="8" w:tplc="04090005" w:tentative="1">
+      <w:start w:val="1"/>
+      <w:numFmt w:val="bullet"/>
+      <w:lvlText w:val=""/>
+      <w:lvlJc w:val="left"/>
+      <w:pPr>
+        <w:ind w:left="6480" w:hanging="360"/>
+      </w:pPr>
+      <w:rPr>
+        <w:rFonts w:ascii="Wingdings" w:hAnsi="Wingdings" w:hint="default"/>
+      </w:rPr>
+    </w:lvl>
+  </w:abstractNum>
+  <w:abstractNum w:abstractNumId="1" w15:restartNumberingAfterBreak="0">
     <w:nsid w:val="1EAF61F6"/>
     <w:multiLevelType w:val="hybridMultilevel"/>
     <w:tmpl w:val="BD50439E"/>
@@ -1339,7 +1736,7 @@
       </w:rPr>
     </w:lvl>
   </w:abstractNum>
-  <w:abstractNum w:abstractNumId="1" w15:restartNumberingAfterBreak="0">
+  <w:abstractNum w:abstractNumId="2" w15:restartNumberingAfterBreak="0">
     <w:nsid w:val="2F034159"/>
     <w:multiLevelType w:val="hybridMultilevel"/>
     <w:tmpl w:val="A7DC258E"/>
@@ -1355,7 +1752,7 @@
         <w:rFonts w:hint="default"/>
       </w:rPr>
     </w:lvl>
-    <w:lvl w:ilvl="1" w:tplc="FFFFFFFF" w:tentative="1">
+    <w:lvl w:ilvl="1" w:tplc="FFFFFFFF">
       <w:start w:val="1"/>
       <w:numFmt w:val="lowerLetter"/>
       <w:lvlText w:val="%2."/>
@@ -1364,7 +1761,7 @@
         <w:ind w:left="1440" w:hanging="360"/>
       </w:pPr>
     </w:lvl>
-    <w:lvl w:ilvl="2" w:tplc="FFFFFFFF" w:tentative="1">
+    <w:lvl w:ilvl="2" w:tplc="FFFFFFFF">
       <w:start w:val="1"/>
       <w:numFmt w:val="lowerRoman"/>
       <w:lvlText w:val="%3."/>
@@ -1428,7 +1825,7 @@
       </w:pPr>
     </w:lvl>
   </w:abstractNum>
-  <w:abstractNum w:abstractNumId="2" w15:restartNumberingAfterBreak="0">
+  <w:abstractNum w:abstractNumId="3" w15:restartNumberingAfterBreak="0">
     <w:nsid w:val="2F813169"/>
     <w:multiLevelType w:val="hybridMultilevel"/>
     <w:tmpl w:val="B654511C"/>
@@ -1540,7 +1937,7 @@
       </w:rPr>
     </w:lvl>
   </w:abstractNum>
-  <w:abstractNum w:abstractNumId="3" w15:restartNumberingAfterBreak="0">
+  <w:abstractNum w:abstractNumId="4" w15:restartNumberingAfterBreak="0">
     <w:nsid w:val="4632292D"/>
     <w:multiLevelType w:val="hybridMultilevel"/>
     <w:tmpl w:val="91FE54A0"/>
@@ -1629,7 +2026,7 @@
       </w:pPr>
     </w:lvl>
   </w:abstractNum>
-  <w:abstractNum w:abstractNumId="4" w15:restartNumberingAfterBreak="0">
+  <w:abstractNum w:abstractNumId="5" w15:restartNumberingAfterBreak="0">
     <w:nsid w:val="46851B6C"/>
     <w:multiLevelType w:val="hybridMultilevel"/>
     <w:tmpl w:val="C85C167A"/>
@@ -1742,7 +2139,7 @@
       </w:rPr>
     </w:lvl>
   </w:abstractNum>
-  <w:abstractNum w:abstractNumId="5" w15:restartNumberingAfterBreak="0">
+  <w:abstractNum w:abstractNumId="6" w15:restartNumberingAfterBreak="0">
     <w:nsid w:val="5942735D"/>
     <w:multiLevelType w:val="hybridMultilevel"/>
     <w:tmpl w:val="A7DC258E"/>
@@ -1831,7 +2228,7 @@
       </w:pPr>
     </w:lvl>
   </w:abstractNum>
-  <w:abstractNum w:abstractNumId="6" w15:restartNumberingAfterBreak="0">
+  <w:abstractNum w:abstractNumId="7" w15:restartNumberingAfterBreak="0">
     <w:nsid w:val="6A742939"/>
     <w:multiLevelType w:val="hybridMultilevel"/>
     <w:tmpl w:val="64E6497A"/>
@@ -1943,7 +2340,7 @@
       </w:rPr>
     </w:lvl>
   </w:abstractNum>
-  <w:abstractNum w:abstractNumId="7" w15:restartNumberingAfterBreak="0">
+  <w:abstractNum w:abstractNumId="8" w15:restartNumberingAfterBreak="0">
     <w:nsid w:val="70122276"/>
     <w:multiLevelType w:val="hybridMultilevel"/>
     <w:tmpl w:val="F85A1F5C"/>
@@ -2056,28 +2453,31 @@
     </w:lvl>
   </w:abstractNum>
   <w:num w:numId="1" w16cid:durableId="773749116">
+    <w:abstractNumId w:val="6"/>
+  </w:num>
+  <w:num w:numId="2" w16cid:durableId="1747337313">
+    <w:abstractNumId w:val="1"/>
+  </w:num>
+  <w:num w:numId="3" w16cid:durableId="562374706">
     <w:abstractNumId w:val="5"/>
   </w:num>
-  <w:num w:numId="2" w16cid:durableId="1747337313">
-    <w:abstractNumId w:val="0"/>
+  <w:num w:numId="4" w16cid:durableId="767308716">
+    <w:abstractNumId w:val="8"/>
   </w:num>
-  <w:num w:numId="3" w16cid:durableId="562374706">
+  <w:num w:numId="5" w16cid:durableId="1103919818">
+    <w:abstractNumId w:val="3"/>
+  </w:num>
+  <w:num w:numId="6" w16cid:durableId="1765802500">
+    <w:abstractNumId w:val="7"/>
+  </w:num>
+  <w:num w:numId="7" w16cid:durableId="538320218">
     <w:abstractNumId w:val="4"/>
   </w:num>
-  <w:num w:numId="4" w16cid:durableId="767308716">
-    <w:abstractNumId w:val="7"/>
-  </w:num>
-  <w:num w:numId="5" w16cid:durableId="1103919818">
+  <w:num w:numId="8" w16cid:durableId="660163994">
     <w:abstractNumId w:val="2"/>
   </w:num>
-  <w:num w:numId="6" w16cid:durableId="1765802500">
-    <w:abstractNumId w:val="6"/>
-  </w:num>
-  <w:num w:numId="7" w16cid:durableId="538320218">
-    <w:abstractNumId w:val="3"/>
-  </w:num>
-  <w:num w:numId="8" w16cid:durableId="660163994">
-    <w:abstractNumId w:val="1"/>
+  <w:num w:numId="9" w16cid:durableId="2139955251">
+    <w:abstractNumId w:val="0"/>
   </w:num>
 </w:numbering>
 </file>

--- a/Retrospectiva.docx
+++ b/Retrospectiva.docx
@@ -601,13 +601,41 @@
         <w:rPr>
           <w:rFonts w:ascii="Arial" w:hAnsi="Arial" w:cs="Arial"/>
         </w:rPr>
-        <w:t>La práctica XP más útil es “The project is divided into iterations”, debido a que dividiendo el problema e</w:t>
-      </w:r>
-      <w:r>
-        <w:rPr>
-          <w:rFonts w:ascii="Arial" w:hAnsi="Arial" w:cs="Arial"/>
-        </w:rPr>
-        <w:t>n iteraciones, por ejemplo los mini-ciclos, se es más fácil llegar al objetivo de manera eficaz</w:t>
+        <w:t xml:space="preserve">La práctica XP más útil es “The project is divided into iterations”, debido a </w:t>
+      </w:r>
+      <w:proofErr w:type="gramStart"/>
+      <w:r>
+        <w:rPr>
+          <w:rFonts w:ascii="Arial" w:hAnsi="Arial" w:cs="Arial"/>
+        </w:rPr>
+        <w:t>que</w:t>
+      </w:r>
+      <w:proofErr w:type="gramEnd"/>
+      <w:r>
+        <w:rPr>
+          <w:rFonts w:ascii="Arial" w:hAnsi="Arial" w:cs="Arial"/>
+        </w:rPr>
+        <w:t xml:space="preserve"> dividiendo el problema e</w:t>
+      </w:r>
+      <w:r>
+        <w:rPr>
+          <w:rFonts w:ascii="Arial" w:hAnsi="Arial" w:cs="Arial"/>
+        </w:rPr>
+        <w:t xml:space="preserve">n iteraciones, por </w:t>
+      </w:r>
+      <w:proofErr w:type="gramStart"/>
+      <w:r>
+        <w:rPr>
+          <w:rFonts w:ascii="Arial" w:hAnsi="Arial" w:cs="Arial"/>
+        </w:rPr>
+        <w:t>ejemplo</w:t>
+      </w:r>
+      <w:proofErr w:type="gramEnd"/>
+      <w:r>
+        <w:rPr>
+          <w:rFonts w:ascii="Arial" w:hAnsi="Arial" w:cs="Arial"/>
+        </w:rPr>
+        <w:t xml:space="preserve"> los mini-ciclos, se es más fácil llegar al objetivo de manera eficaz</w:t>
       </w:r>
     </w:p>
     <w:p>
@@ -699,16 +727,29 @@
         </w:rPr>
         <w:t xml:space="preserve"> (2nd ed.). Apress. </w:t>
       </w:r>
-      <w:hyperlink r:id="rId7" w:tgtFrame="_blank" w:history="1">
-        <w:r>
-          <w:rPr>
-            <w:rStyle w:val="Hipervnculo"/>
-            <w:rFonts w:ascii="Arial" w:hAnsi="Arial" w:cs="Arial"/>
-            <w:lang w:val="en-GB"/>
-          </w:rPr>
-          <w:t>https://git-scm.com/book/en/v2</w:t>
-        </w:r>
-      </w:hyperlink>
+      <w:r>
+        <w:fldChar w:fldCharType="begin"/>
+      </w:r>
+      <w:r>
+        <w:rPr>
+          <w:lang w:val="en-US"/>
+        </w:rPr>
+        <w:instrText>HYPERLINK "https://git-scm.com/book/en/v2" \t "_blank"</w:instrText>
+      </w:r>
+      <w:r>
+        <w:fldChar w:fldCharType="separate"/>
+      </w:r>
+      <w:r>
+        <w:rPr>
+          <w:rStyle w:val="Hipervnculo"/>
+          <w:rFonts w:ascii="Arial" w:hAnsi="Arial" w:cs="Arial"/>
+          <w:lang w:val="en-GB"/>
+        </w:rPr>
+        <w:t>https://git-scm.com/book/en/v2</w:t>
+      </w:r>
+      <w:r>
+        <w:fldChar w:fldCharType="end"/>
+      </w:r>
     </w:p>
     <w:p>
       <w:pPr>
@@ -739,16 +780,29 @@
         </w:rPr>
         <w:t xml:space="preserve">. Oracle Documentation. </w:t>
       </w:r>
-      <w:hyperlink r:id="rId8" w:tgtFrame="_blank" w:history="1">
-        <w:r>
-          <w:rPr>
-            <w:rStyle w:val="Hipervnculo"/>
-            <w:rFonts w:ascii="Arial" w:hAnsi="Arial" w:cs="Arial"/>
-            <w:lang w:val="en-US"/>
-          </w:rPr>
-          <w:t>https://docs.oracle.com/en/java/javase/17/docs/api/java.base/java/util/TreeMap.html</w:t>
-        </w:r>
-      </w:hyperlink>
+      <w:r>
+        <w:fldChar w:fldCharType="begin"/>
+      </w:r>
+      <w:r>
+        <w:rPr>
+          <w:lang w:val="en-US"/>
+        </w:rPr>
+        <w:instrText>HYPERLINK "https://docs.oracle.com/en/java/javase/17/docs/api/java.base/java/util/TreeMap.html" \t "_blank"</w:instrText>
+      </w:r>
+      <w:r>
+        <w:fldChar w:fldCharType="separate"/>
+      </w:r>
+      <w:r>
+        <w:rPr>
+          <w:rStyle w:val="Hipervnculo"/>
+          <w:rFonts w:ascii="Arial" w:hAnsi="Arial" w:cs="Arial"/>
+          <w:lang w:val="en-US"/>
+        </w:rPr>
+        <w:t>https://docs.oracle.com/en/java/javase/17/docs/api/java.base/java/util/TreeMap.html</w:t>
+      </w:r>
+      <w:r>
+        <w:fldChar w:fldCharType="end"/>
+      </w:r>
     </w:p>
     <w:p>
       <w:pPr>
@@ -816,7 +870,33 @@
         <w:rPr>
           <w:rFonts w:ascii="Arial" w:hAnsi="Arial" w:cs="Arial"/>
         </w:rPr>
-        <w:t>Establecimos 6 mini-ciclos:</w:t>
+        <w:t xml:space="preserve">Establecimos </w:t>
+      </w:r>
+      <w:r>
+        <w:rPr>
+          <w:rFonts w:ascii="Arial" w:hAnsi="Arial" w:cs="Arial"/>
+        </w:rPr>
+        <w:t>5</w:t>
+      </w:r>
+      <w:r>
+        <w:rPr>
+          <w:rFonts w:ascii="Arial" w:hAnsi="Arial" w:cs="Arial"/>
+        </w:rPr>
+        <w:t xml:space="preserve"> </w:t>
+      </w:r>
+      <w:proofErr w:type="spellStart"/>
+      <w:r>
+        <w:rPr>
+          <w:rFonts w:ascii="Arial" w:hAnsi="Arial" w:cs="Arial"/>
+        </w:rPr>
+        <w:t>mini-ciclos</w:t>
+      </w:r>
+      <w:proofErr w:type="spellEnd"/>
+      <w:r>
+        <w:rPr>
+          <w:rFonts w:ascii="Arial" w:hAnsi="Arial" w:cs="Arial"/>
+        </w:rPr>
+        <w:t>:</w:t>
       </w:r>
     </w:p>
     <w:p>
@@ -924,29 +1004,38 @@
         <w:rPr>
           <w:rFonts w:ascii="Arial" w:hAnsi="Arial" w:cs="Arial"/>
         </w:rPr>
-        <w:t>Definir pruebas unitarias para cada método nuevo</w:t>
-      </w:r>
-    </w:p>
-    <w:p>
-      <w:pPr>
-        <w:pStyle w:val="Prrafodelista"/>
-        <w:numPr>
-          <w:ilvl w:val="0"/>
-          <w:numId w:val="9"/>
-        </w:numPr>
-        <w:rPr>
-          <w:rFonts w:ascii="Arial" w:hAnsi="Arial" w:cs="Arial"/>
-        </w:rPr>
-      </w:pPr>
-      <w:r>
-        <w:rPr>
-          <w:rFonts w:ascii="Arial" w:hAnsi="Arial" w:cs="Arial"/>
-        </w:rPr>
         <w:t>Crear las 2 pruebas de aceptación mediante una nueva clase.</w:t>
       </w:r>
     </w:p>
     <w:p>
       <w:pPr>
+        <w:rPr>
+          <w:rFonts w:ascii="Arial" w:hAnsi="Arial" w:cs="Arial"/>
+        </w:rPr>
+      </w:pPr>
+      <w:r>
+        <w:rPr>
+          <w:rFonts w:ascii="Arial" w:hAnsi="Arial" w:cs="Arial"/>
+        </w:rPr>
+        <w:t xml:space="preserve">Hay que tener en cuenta que en cada </w:t>
+      </w:r>
+      <w:proofErr w:type="spellStart"/>
+      <w:r>
+        <w:rPr>
+          <w:rFonts w:ascii="Arial" w:hAnsi="Arial" w:cs="Arial"/>
+        </w:rPr>
+        <w:t>mini-ciclo</w:t>
+      </w:r>
+      <w:proofErr w:type="spellEnd"/>
+      <w:r>
+        <w:rPr>
+          <w:rFonts w:ascii="Arial" w:hAnsi="Arial" w:cs="Arial"/>
+        </w:rPr>
+        <w:t xml:space="preserve"> se implementan las respectivas pruebas unitarias.</w:t>
+      </w:r>
+    </w:p>
+    <w:p>
+      <w:pPr>
         <w:ind w:left="360"/>
         <w:rPr>
           <w:rFonts w:ascii="Arial" w:hAnsi="Arial" w:cs="Arial"/>
@@ -958,9 +1047,9 @@
           <w:noProof/>
         </w:rPr>
         <w:drawing>
-          <wp:inline distT="0" distB="0" distL="0" distR="0" wp14:anchorId="38D40986" wp14:editId="737BE4DE">
-            <wp:extent cx="2773680" cy="3975028"/>
-            <wp:effectExtent l="0" t="0" r="7620" b="6985"/>
+          <wp:inline distT="0" distB="0" distL="0" distR="0" wp14:anchorId="38D40986" wp14:editId="04341E4A">
+            <wp:extent cx="2436182" cy="3491346"/>
+            <wp:effectExtent l="0" t="0" r="2540" b="0"/>
             <wp:docPr id="1119122279" name="Imagen 1"/>
             <wp:cNvGraphicFramePr>
               <a:graphicFrameLocks xmlns:a="http://schemas.openxmlformats.org/drawingml/2006/main" noChangeAspect="1"/>
@@ -973,7 +1062,7 @@
                     <pic:cNvPicPr/>
                   </pic:nvPicPr>
                   <pic:blipFill>
-                    <a:blip r:embed="rId9" cstate="print">
+                    <a:blip r:embed="rId7" cstate="print">
                       <a:extLst>
                         <a:ext uri="{28A0092B-C50C-407E-A947-70E740481C1C}">
                           <a14:useLocalDpi xmlns:a14="http://schemas.microsoft.com/office/drawing/2010/main" val="0"/>
@@ -987,7 +1076,7 @@
                   <pic:spPr>
                     <a:xfrm>
                       <a:off x="0" y="0"/>
-                      <a:ext cx="2807742" cy="4023843"/>
+                      <a:ext cx="2481125" cy="3555755"/>
                     </a:xfrm>
                     <a:prstGeom prst="rect">
                       <a:avLst/>
@@ -1012,9 +1101,9 @@
           <w:noProof/>
         </w:rPr>
         <w:drawing>
-          <wp:inline distT="0" distB="0" distL="0" distR="0" wp14:anchorId="232A4762" wp14:editId="051E38F6">
-            <wp:extent cx="2697407" cy="3988365"/>
-            <wp:effectExtent l="0" t="0" r="8255" b="0"/>
+          <wp:inline distT="0" distB="0" distL="0" distR="0" wp14:anchorId="232A4762" wp14:editId="1CEB2697">
+            <wp:extent cx="2398741" cy="3546760"/>
+            <wp:effectExtent l="0" t="0" r="1905" b="0"/>
             <wp:docPr id="2016033896" name="Imagen 2"/>
             <wp:cNvGraphicFramePr>
               <a:graphicFrameLocks xmlns:a="http://schemas.openxmlformats.org/drawingml/2006/main" noChangeAspect="1"/>
@@ -1027,7 +1116,7 @@
                     <pic:cNvPicPr/>
                   </pic:nvPicPr>
                   <pic:blipFill>
-                    <a:blip r:embed="rId10" cstate="print">
+                    <a:blip r:embed="rId8" cstate="print">
                       <a:extLst>
                         <a:ext uri="{28A0092B-C50C-407E-A947-70E740481C1C}">
                           <a14:useLocalDpi xmlns:a14="http://schemas.microsoft.com/office/drawing/2010/main" val="0"/>
@@ -1041,7 +1130,7 @@
                   <pic:spPr>
                     <a:xfrm>
                       <a:off x="0" y="0"/>
-                      <a:ext cx="2719029" cy="4020334"/>
+                      <a:ext cx="2437833" cy="3604561"/>
                     </a:xfrm>
                     <a:prstGeom prst="rect">
                       <a:avLst/>
@@ -1085,6 +1174,7 @@
           <w:rFonts w:ascii="Arial" w:hAnsi="Arial" w:cs="Arial"/>
           <w:noProof/>
         </w:rPr>
+        <w:lastRenderedPageBreak/>
         <w:t>¿Cuál es el estado actual del proyecto en términos de mini-ciclos? ¿por qué?</w:t>
       </w:r>
     </w:p>
@@ -1242,14 +1332,12 @@
         </w:rPr>
         <w:t xml:space="preserve">Como equipo, logramos dividir de forma efectiva como íbamos a llevar a cabo el proyecto, sin embargo, nos comprometemos a ser </w:t>
       </w:r>
-      <w:proofErr w:type="spellStart"/>
-      <w:r>
-        <w:rPr>
-          <w:rFonts w:ascii="Arial" w:hAnsi="Arial" w:cs="Arial"/>
-        </w:rPr>
-        <w:t>mas</w:t>
-      </w:r>
-      <w:proofErr w:type="spellEnd"/>
+      <w:r>
+        <w:rPr>
+          <w:rFonts w:ascii="Arial" w:hAnsi="Arial" w:cs="Arial"/>
+        </w:rPr>
+        <w:t>más</w:t>
+      </w:r>
       <w:r>
         <w:rPr>
           <w:rFonts w:ascii="Arial" w:hAnsi="Arial" w:cs="Arial"/>
@@ -1433,6 +1521,7 @@
         <w:t xml:space="preserve">w3schools java fue la herramienta mas útil, ya que con este pudimos conocer métodos propios de java para poder acortar cantidades significantes el código, como por ejemplo el </w:t>
       </w:r>
       <w:proofErr w:type="spellStart"/>
+      <w:proofErr w:type="gramStart"/>
       <w:r>
         <w:rPr>
           <w:rFonts w:ascii="Arial" w:hAnsi="Arial" w:cs="Arial"/>
@@ -1444,7 +1533,178 @@
         <w:rPr>
           <w:rFonts w:ascii="Arial" w:hAnsi="Arial" w:cs="Arial"/>
         </w:rPr>
-        <w:t>().</w:t>
+        <w:t>(</w:t>
+      </w:r>
+      <w:proofErr w:type="gramEnd"/>
+      <w:r>
+        <w:rPr>
+          <w:rFonts w:ascii="Arial" w:hAnsi="Arial" w:cs="Arial"/>
+        </w:rPr>
+        <w:t>).</w:t>
+      </w:r>
+    </w:p>
+    <w:p>
+      <w:pPr>
+        <w:rPr>
+          <w:rFonts w:ascii="Arial" w:hAnsi="Arial" w:cs="Arial"/>
+        </w:rPr>
+      </w:pPr>
+      <w:r>
+        <w:rPr>
+          <w:rFonts w:ascii="Arial" w:hAnsi="Arial" w:cs="Arial"/>
+        </w:rPr>
+        <w:tab/>
+      </w:r>
+      <w:r>
+        <w:rPr>
+          <w:rFonts w:ascii="Arial" w:hAnsi="Arial" w:cs="Arial"/>
+        </w:rPr>
+        <w:t xml:space="preserve">Java Tutorial </w:t>
+      </w:r>
+      <w:r>
+        <w:rPr>
+          <w:rFonts w:ascii="Arial" w:hAnsi="Arial" w:cs="Arial"/>
+        </w:rPr>
+        <w:t>https://www.w3schools.com/java/</w:t>
+      </w:r>
+    </w:p>
+    <w:p>
+      <w:pPr>
+        <w:rPr>
+          <w:rFonts w:ascii="Arial" w:hAnsi="Arial" w:cs="Arial"/>
+        </w:rPr>
+      </w:pPr>
+    </w:p>
+    <w:p>
+      <w:pPr>
+        <w:jc w:val="center"/>
+        <w:rPr>
+          <w:rFonts w:ascii="Arial" w:hAnsi="Arial" w:cs="Arial"/>
+          <w:b/>
+          <w:bCs/>
+        </w:rPr>
+      </w:pPr>
+    </w:p>
+    <w:p>
+      <w:pPr>
+        <w:jc w:val="center"/>
+        <w:rPr>
+          <w:rFonts w:ascii="Arial" w:hAnsi="Arial" w:cs="Arial"/>
+          <w:b/>
+          <w:bCs/>
+        </w:rPr>
+      </w:pPr>
+    </w:p>
+    <w:p>
+      <w:pPr>
+        <w:jc w:val="center"/>
+        <w:rPr>
+          <w:rFonts w:ascii="Arial" w:hAnsi="Arial" w:cs="Arial"/>
+          <w:b/>
+          <w:bCs/>
+        </w:rPr>
+      </w:pPr>
+    </w:p>
+    <w:p>
+      <w:pPr>
+        <w:jc w:val="center"/>
+        <w:rPr>
+          <w:rFonts w:ascii="Arial" w:hAnsi="Arial" w:cs="Arial"/>
+          <w:b/>
+          <w:bCs/>
+        </w:rPr>
+      </w:pPr>
+    </w:p>
+    <w:p>
+      <w:pPr>
+        <w:jc w:val="center"/>
+        <w:rPr>
+          <w:rFonts w:ascii="Arial" w:hAnsi="Arial" w:cs="Arial"/>
+          <w:b/>
+          <w:bCs/>
+        </w:rPr>
+      </w:pPr>
+    </w:p>
+    <w:p>
+      <w:pPr>
+        <w:jc w:val="center"/>
+        <w:rPr>
+          <w:rFonts w:ascii="Arial" w:hAnsi="Arial" w:cs="Arial"/>
+          <w:b/>
+          <w:bCs/>
+        </w:rPr>
+      </w:pPr>
+    </w:p>
+    <w:p>
+      <w:pPr>
+        <w:jc w:val="center"/>
+        <w:rPr>
+          <w:rFonts w:ascii="Arial" w:hAnsi="Arial" w:cs="Arial"/>
+        </w:rPr>
+      </w:pPr>
+    </w:p>
+    <w:p>
+      <w:pPr>
+        <w:jc w:val="center"/>
+        <w:rPr>
+          <w:rFonts w:ascii="Arial" w:hAnsi="Arial" w:cs="Arial"/>
+          <w:b/>
+          <w:bCs/>
+        </w:rPr>
+      </w:pPr>
+      <w:r>
+        <w:rPr>
+          <w:rFonts w:ascii="Arial" w:hAnsi="Arial" w:cs="Arial"/>
+          <w:b/>
+          <w:bCs/>
+        </w:rPr>
+        <w:lastRenderedPageBreak/>
+        <w:t>Ciclo 3</w:t>
+      </w:r>
+    </w:p>
+    <w:p>
+      <w:pPr>
+        <w:rPr>
+          <w:rFonts w:ascii="Arial" w:hAnsi="Arial" w:cs="Arial"/>
+        </w:rPr>
+      </w:pPr>
+      <w:r>
+        <w:rPr>
+          <w:rFonts w:ascii="Arial" w:hAnsi="Arial" w:cs="Arial"/>
+        </w:rPr>
+        <w:t>Retrospectiva</w:t>
+      </w:r>
+    </w:p>
+    <w:p>
+      <w:pPr>
+        <w:pStyle w:val="Prrafodelista"/>
+        <w:numPr>
+          <w:ilvl w:val="0"/>
+          <w:numId w:val="11"/>
+        </w:numPr>
+        <w:rPr>
+          <w:rFonts w:ascii="Arial" w:hAnsi="Arial" w:cs="Arial"/>
+        </w:rPr>
+      </w:pPr>
+      <w:r>
+        <w:rPr>
+          <w:rFonts w:ascii="Arial" w:hAnsi="Arial" w:cs="Arial"/>
+        </w:rPr>
+        <w:t xml:space="preserve">¿Cuáles fueron los </w:t>
+      </w:r>
+      <w:proofErr w:type="spellStart"/>
+      <w:r>
+        <w:rPr>
+          <w:rFonts w:ascii="Arial" w:hAnsi="Arial" w:cs="Arial"/>
+        </w:rPr>
+        <w:t>mini-ciclos</w:t>
+      </w:r>
+      <w:proofErr w:type="spellEnd"/>
+      <w:r>
+        <w:rPr>
+          <w:rFonts w:ascii="Arial" w:hAnsi="Arial" w:cs="Arial"/>
+        </w:rPr>
+        <w:t xml:space="preserve"> definidos? Justifíquenlos.</w:t>
       </w:r>
     </w:p>
     <w:p>
@@ -1454,49 +1714,693 @@
           <w:lang w:val="en-US"/>
         </w:rPr>
       </w:pPr>
-      <w:r>
-        <w:rPr>
-          <w:rFonts w:ascii="Arial" w:hAnsi="Arial" w:cs="Arial"/>
-        </w:rPr>
-        <w:tab/>
-      </w:r>
-      <w:r>
-        <w:rPr>
-          <w:rFonts w:ascii="Arial" w:hAnsi="Arial" w:cs="Arial"/>
-        </w:rPr>
-        <w:t xml:space="preserve">Java Tutorial </w:t>
-      </w:r>
+      <w:proofErr w:type="spellStart"/>
       <w:r>
         <w:rPr>
           <w:rFonts w:ascii="Arial" w:hAnsi="Arial" w:cs="Arial"/>
           <w:lang w:val="en-US"/>
         </w:rPr>
-        <w:t>https://www.w3schools.com/java/</w:t>
-      </w:r>
-    </w:p>
-    <w:p>
-      <w:pPr>
+        <w:t>Establecimos</w:t>
+      </w:r>
+      <w:proofErr w:type="spellEnd"/>
+      <w:r>
         <w:rPr>
           <w:rFonts w:ascii="Arial" w:hAnsi="Arial" w:cs="Arial"/>
           <w:lang w:val="en-US"/>
         </w:rPr>
-      </w:pPr>
-    </w:p>
-    <w:p>
-      <w:pPr>
+        <w:t xml:space="preserve"> </w:t>
+      </w:r>
+      <w:r>
         <w:rPr>
           <w:rFonts w:ascii="Arial" w:hAnsi="Arial" w:cs="Arial"/>
           <w:lang w:val="en-US"/>
         </w:rPr>
-      </w:pPr>
-    </w:p>
-    <w:p>
-      <w:pPr>
+        <w:t>3</w:t>
+      </w:r>
+      <w:r>
         <w:rPr>
           <w:rFonts w:ascii="Arial" w:hAnsi="Arial" w:cs="Arial"/>
           <w:lang w:val="en-US"/>
         </w:rPr>
-      </w:pPr>
+        <w:t xml:space="preserve"> mini-</w:t>
+      </w:r>
+      <w:proofErr w:type="spellStart"/>
+      <w:r>
+        <w:rPr>
+          <w:rFonts w:ascii="Arial" w:hAnsi="Arial" w:cs="Arial"/>
+          <w:lang w:val="en-US"/>
+        </w:rPr>
+        <w:t>ciclos</w:t>
+      </w:r>
+      <w:proofErr w:type="spellEnd"/>
+      <w:r>
+        <w:rPr>
+          <w:rFonts w:ascii="Arial" w:hAnsi="Arial" w:cs="Arial"/>
+          <w:lang w:val="en-US"/>
+        </w:rPr>
+        <w:t>:</w:t>
+      </w:r>
+    </w:p>
+    <w:p>
+      <w:pPr>
+        <w:numPr>
+          <w:ilvl w:val="0"/>
+          <w:numId w:val="12"/>
+        </w:numPr>
+        <w:rPr>
+          <w:rFonts w:ascii="Arial" w:hAnsi="Arial" w:cs="Arial"/>
+        </w:rPr>
+      </w:pPr>
+      <w:r>
+        <w:rPr>
+          <w:rFonts w:ascii="Arial" w:hAnsi="Arial" w:cs="Arial"/>
+        </w:rPr>
+        <w:t xml:space="preserve">Crear una máquina aleatoria: implementar el constructor </w:t>
+      </w:r>
+      <w:proofErr w:type="spellStart"/>
+      <w:r>
+        <w:rPr>
+          <w:rFonts w:ascii="Arial" w:hAnsi="Arial" w:cs="Arial"/>
+        </w:rPr>
+        <w:t>SlotMachine</w:t>
+      </w:r>
+      <w:proofErr w:type="spellEnd"/>
+      <w:r>
+        <w:rPr>
+          <w:rFonts w:ascii="Arial" w:hAnsi="Arial" w:cs="Arial"/>
+        </w:rPr>
+        <w:t xml:space="preserve">(n), que crea una máquina con </w:t>
+      </w:r>
+      <w:r>
+        <w:rPr>
+          <w:rFonts w:ascii="Arial" w:hAnsi="Arial" w:cs="Arial"/>
+          <w:i/>
+          <w:iCs/>
+        </w:rPr>
+        <w:t>n</w:t>
+      </w:r>
+      <w:r>
+        <w:rPr>
+          <w:rFonts w:ascii="Arial" w:hAnsi="Arial" w:cs="Arial"/>
+        </w:rPr>
+        <w:t xml:space="preserve"> ruedas y </w:t>
+      </w:r>
+      <w:r>
+        <w:rPr>
+          <w:rFonts w:ascii="Arial" w:hAnsi="Arial" w:cs="Arial"/>
+          <w:i/>
+          <w:iCs/>
+        </w:rPr>
+        <w:t>n</w:t>
+      </w:r>
+      <w:r>
+        <w:rPr>
+          <w:rFonts w:ascii="Arial" w:hAnsi="Arial" w:cs="Arial"/>
+        </w:rPr>
+        <w:t xml:space="preserve"> símbolos de colores distintos elegidos al azar, cada rueda en una posición aleatoria. Incluye extender el </w:t>
+      </w:r>
+      <w:proofErr w:type="spellStart"/>
+      <w:r>
+        <w:rPr>
+          <w:rFonts w:ascii="Arial" w:hAnsi="Arial" w:cs="Arial"/>
+        </w:rPr>
+        <w:t>Canvas</w:t>
+      </w:r>
+      <w:proofErr w:type="spellEnd"/>
+      <w:r>
+        <w:rPr>
+          <w:rFonts w:ascii="Arial" w:hAnsi="Arial" w:cs="Arial"/>
+        </w:rPr>
+        <w:t xml:space="preserve"> del paquete </w:t>
+      </w:r>
+      <w:proofErr w:type="spellStart"/>
+      <w:r>
+        <w:rPr>
+          <w:rFonts w:ascii="Arial" w:hAnsi="Arial" w:cs="Arial"/>
+        </w:rPr>
+        <w:t>shapes</w:t>
+      </w:r>
+      <w:proofErr w:type="spellEnd"/>
+      <w:r>
+        <w:rPr>
+          <w:rFonts w:ascii="Arial" w:hAnsi="Arial" w:cs="Arial"/>
+        </w:rPr>
+        <w:t xml:space="preserve"> para que reconozca los nombres de color del estándar CSS, ya que el original solo manejaba trece colores.</w:t>
+      </w:r>
+    </w:p>
+    <w:p>
+      <w:pPr>
+        <w:numPr>
+          <w:ilvl w:val="0"/>
+          <w:numId w:val="12"/>
+        </w:numPr>
+        <w:rPr>
+          <w:rFonts w:ascii="Arial" w:hAnsi="Arial" w:cs="Arial"/>
+        </w:rPr>
+      </w:pPr>
+      <w:r>
+        <w:rPr>
+          <w:rFonts w:ascii="Arial" w:hAnsi="Arial" w:cs="Arial"/>
+        </w:rPr>
+        <w:t xml:space="preserve">Alinear y registrar la solución: crear la clase </w:t>
+      </w:r>
+      <w:proofErr w:type="spellStart"/>
+      <w:r>
+        <w:rPr>
+          <w:rFonts w:ascii="Arial" w:hAnsi="Arial" w:cs="Arial"/>
+        </w:rPr>
+        <w:t>SlotMachineContest</w:t>
+      </w:r>
+      <w:proofErr w:type="spellEnd"/>
+      <w:r>
+        <w:rPr>
+          <w:rFonts w:ascii="Arial" w:hAnsi="Arial" w:cs="Arial"/>
+        </w:rPr>
+        <w:t xml:space="preserve"> e implementar los dos primeros pasos del algoritmo, que dejan cada rueda con un símbolo único y luego deducen qué símbolo tiene cada una, usando exclusivamente </w:t>
+      </w:r>
+      <w:proofErr w:type="spellStart"/>
+      <w:proofErr w:type="gramStart"/>
+      <w:r>
+        <w:rPr>
+          <w:rFonts w:ascii="Arial" w:hAnsi="Arial" w:cs="Arial"/>
+        </w:rPr>
+        <w:t>distinctSymbols</w:t>
+      </w:r>
+      <w:proofErr w:type="spellEnd"/>
+      <w:r>
+        <w:rPr>
+          <w:rFonts w:ascii="Arial" w:hAnsi="Arial" w:cs="Arial"/>
+        </w:rPr>
+        <w:t>(</w:t>
+      </w:r>
+      <w:proofErr w:type="gramEnd"/>
+      <w:r>
+        <w:rPr>
+          <w:rFonts w:ascii="Arial" w:hAnsi="Arial" w:cs="Arial"/>
+        </w:rPr>
+        <w:t>) como fuente de información</w:t>
+      </w:r>
+      <w:r>
+        <w:rPr>
+          <w:rFonts w:ascii="Arial" w:hAnsi="Arial" w:cs="Arial"/>
+        </w:rPr>
+        <w:t xml:space="preserve">, </w:t>
+      </w:r>
+      <w:r>
+        <w:rPr>
+          <w:rFonts w:ascii="Arial" w:hAnsi="Arial" w:cs="Arial"/>
+        </w:rPr>
+        <w:t xml:space="preserve">implementar el paso final, que lleva todas las ruedas al mismo símbolo, y el método </w:t>
+      </w:r>
+      <w:proofErr w:type="spellStart"/>
+      <w:r>
+        <w:rPr>
+          <w:rFonts w:ascii="Arial" w:hAnsi="Arial" w:cs="Arial"/>
+        </w:rPr>
+        <w:t>solve</w:t>
+      </w:r>
+      <w:proofErr w:type="spellEnd"/>
+      <w:r>
+        <w:rPr>
+          <w:rFonts w:ascii="Arial" w:hAnsi="Arial" w:cs="Arial"/>
+        </w:rPr>
+        <w:t xml:space="preserve">(n), que devuelve la secuencia de acciones {i, j} realizadas. Incluye </w:t>
+      </w:r>
+      <w:proofErr w:type="spellStart"/>
+      <w:r>
+        <w:rPr>
+          <w:rFonts w:ascii="Arial" w:hAnsi="Arial" w:cs="Arial"/>
+        </w:rPr>
+        <w:t>simulate</w:t>
+      </w:r>
+      <w:proofErr w:type="spellEnd"/>
+      <w:r>
+        <w:rPr>
+          <w:rFonts w:ascii="Arial" w:hAnsi="Arial" w:cs="Arial"/>
+        </w:rPr>
+        <w:t>(n), que ejecuta el mismo algoritmo con la máquina visible.</w:t>
+      </w:r>
+    </w:p>
+    <w:p>
+      <w:pPr>
+        <w:numPr>
+          <w:ilvl w:val="0"/>
+          <w:numId w:val="12"/>
+        </w:numPr>
+        <w:rPr>
+          <w:rFonts w:ascii="Arial" w:hAnsi="Arial" w:cs="Arial"/>
+        </w:rPr>
+      </w:pPr>
+      <w:r>
+        <w:rPr>
+          <w:rFonts w:ascii="Arial" w:hAnsi="Arial" w:cs="Arial"/>
+        </w:rPr>
+        <w:t>Implementar</w:t>
+      </w:r>
+      <w:r>
+        <w:rPr>
+          <w:rFonts w:ascii="Arial" w:hAnsi="Arial" w:cs="Arial"/>
+        </w:rPr>
+        <w:t xml:space="preserve"> las 2 pruebas de aceptación mediante una nueva clase.</w:t>
+      </w:r>
+    </w:p>
+    <w:p>
+      <w:pPr>
+        <w:rPr>
+          <w:rFonts w:ascii="Arial" w:hAnsi="Arial" w:cs="Arial"/>
+        </w:rPr>
+      </w:pPr>
+      <w:r>
+        <w:rPr>
+          <w:rFonts w:ascii="Arial" w:hAnsi="Arial" w:cs="Arial"/>
+        </w:rPr>
+        <w:t xml:space="preserve">Hay que tener en cuenta que en cada </w:t>
+      </w:r>
+      <w:proofErr w:type="spellStart"/>
+      <w:r>
+        <w:rPr>
+          <w:rFonts w:ascii="Arial" w:hAnsi="Arial" w:cs="Arial"/>
+        </w:rPr>
+        <w:t>mini-ciclo</w:t>
+      </w:r>
+      <w:proofErr w:type="spellEnd"/>
+      <w:r>
+        <w:rPr>
+          <w:rFonts w:ascii="Arial" w:hAnsi="Arial" w:cs="Arial"/>
+        </w:rPr>
+        <w:t xml:space="preserve"> se implementan las respectivas pruebas unitarias.</w:t>
+      </w:r>
+    </w:p>
+    <w:p>
+      <w:pPr>
+        <w:rPr>
+          <w:rFonts w:ascii="Arial" w:hAnsi="Arial" w:cs="Arial"/>
+        </w:rPr>
+      </w:pPr>
+    </w:p>
+    <w:p>
+      <w:pPr>
+        <w:pStyle w:val="Prrafodelista"/>
+        <w:numPr>
+          <w:ilvl w:val="0"/>
+          <w:numId w:val="11"/>
+        </w:numPr>
+        <w:rPr>
+          <w:rFonts w:ascii="Arial" w:hAnsi="Arial" w:cs="Arial"/>
+        </w:rPr>
+      </w:pPr>
+      <w:r>
+        <w:rPr>
+          <w:rFonts w:ascii="Arial" w:hAnsi="Arial" w:cs="Arial"/>
+        </w:rPr>
+        <w:t xml:space="preserve">¿Cuál es el estado actual del proyecto en términos de </w:t>
+      </w:r>
+      <w:proofErr w:type="spellStart"/>
+      <w:r>
+        <w:rPr>
+          <w:rFonts w:ascii="Arial" w:hAnsi="Arial" w:cs="Arial"/>
+        </w:rPr>
+        <w:t>mini-ciclos</w:t>
+      </w:r>
+      <w:proofErr w:type="spellEnd"/>
+      <w:r>
+        <w:rPr>
+          <w:rFonts w:ascii="Arial" w:hAnsi="Arial" w:cs="Arial"/>
+        </w:rPr>
+        <w:t>? ¿por qué?</w:t>
+      </w:r>
+    </w:p>
+    <w:p>
+      <w:pPr>
+        <w:rPr>
+          <w:rFonts w:ascii="Arial" w:hAnsi="Arial" w:cs="Arial"/>
+        </w:rPr>
+      </w:pPr>
+      <w:r>
+        <w:rPr>
+          <w:rFonts w:ascii="Arial" w:hAnsi="Arial" w:cs="Arial"/>
+        </w:rPr>
+        <w:t xml:space="preserve">El estado actual, en términos de </w:t>
+      </w:r>
+      <w:proofErr w:type="spellStart"/>
+      <w:r>
+        <w:rPr>
+          <w:rFonts w:ascii="Arial" w:hAnsi="Arial" w:cs="Arial"/>
+        </w:rPr>
+        <w:t>mini-ciclos</w:t>
+      </w:r>
+      <w:proofErr w:type="spellEnd"/>
+      <w:r>
+        <w:rPr>
+          <w:rFonts w:ascii="Arial" w:hAnsi="Arial" w:cs="Arial"/>
+        </w:rPr>
+        <w:t xml:space="preserve">, se encuentra totalmente terminado, cumpliendo la organización propuesta en los </w:t>
+      </w:r>
+      <w:proofErr w:type="spellStart"/>
+      <w:r>
+        <w:rPr>
+          <w:rFonts w:ascii="Arial" w:hAnsi="Arial" w:cs="Arial"/>
+        </w:rPr>
+        <w:t>mini-ciclos</w:t>
+      </w:r>
+      <w:proofErr w:type="spellEnd"/>
+      <w:r>
+        <w:rPr>
+          <w:rFonts w:ascii="Arial" w:hAnsi="Arial" w:cs="Arial"/>
+        </w:rPr>
+        <w:t>.</w:t>
+      </w:r>
+    </w:p>
+    <w:p>
+      <w:pPr>
+        <w:pStyle w:val="Prrafodelista"/>
+        <w:numPr>
+          <w:ilvl w:val="0"/>
+          <w:numId w:val="11"/>
+        </w:numPr>
+        <w:rPr>
+          <w:rFonts w:ascii="Arial" w:hAnsi="Arial" w:cs="Arial"/>
+        </w:rPr>
+      </w:pPr>
+      <w:r>
+        <w:rPr>
+          <w:rFonts w:ascii="Arial" w:hAnsi="Arial" w:cs="Arial"/>
+        </w:rPr>
+        <w:t>¿Cuál fue el tiempo total invertido por cada uno de ustedes? (Horas/Hombre)</w:t>
+      </w:r>
+    </w:p>
+    <w:p>
+      <w:pPr>
+        <w:rPr>
+          <w:rFonts w:ascii="Arial" w:hAnsi="Arial" w:cs="Arial"/>
+        </w:rPr>
+      </w:pPr>
+      <w:r>
+        <w:rPr>
+          <w:rFonts w:ascii="Arial" w:hAnsi="Arial" w:cs="Arial"/>
+        </w:rPr>
+        <w:t>En total se realizó una inversión de</w:t>
+      </w:r>
+      <w:r>
+        <w:rPr>
+          <w:rFonts w:ascii="Arial" w:hAnsi="Arial" w:cs="Arial"/>
+        </w:rPr>
+        <w:t xml:space="preserve"> 6</w:t>
+      </w:r>
+      <w:r>
+        <w:rPr>
+          <w:rFonts w:ascii="Arial" w:hAnsi="Arial" w:cs="Arial"/>
+        </w:rPr>
+        <w:t xml:space="preserve"> horas por persona.</w:t>
+      </w:r>
+    </w:p>
+    <w:p>
+      <w:pPr>
+        <w:pStyle w:val="Prrafodelista"/>
+        <w:numPr>
+          <w:ilvl w:val="0"/>
+          <w:numId w:val="11"/>
+        </w:numPr>
+        <w:rPr>
+          <w:rFonts w:ascii="Arial" w:hAnsi="Arial" w:cs="Arial"/>
+        </w:rPr>
+      </w:pPr>
+      <w:r>
+        <w:rPr>
+          <w:rFonts w:ascii="Arial" w:hAnsi="Arial" w:cs="Arial"/>
+        </w:rPr>
+        <w:t>¿Cuál consideran fue el mayor logro? ¿Por qué?</w:t>
+      </w:r>
+    </w:p>
+    <w:p>
+      <w:pPr>
+        <w:rPr>
+          <w:rFonts w:ascii="Arial" w:hAnsi="Arial" w:cs="Arial"/>
+        </w:rPr>
+      </w:pPr>
+      <w:r>
+        <w:rPr>
+          <w:rFonts w:ascii="Arial" w:hAnsi="Arial" w:cs="Arial"/>
+        </w:rPr>
+        <w:t>El mayor logro en general es todo el aprendizaje que estamos adquiriendo mediante estos proyectos, para así tener más herramientas para solucionar diversos problemas de la materia y a posteriori.</w:t>
+      </w:r>
+    </w:p>
+    <w:p>
+      <w:pPr>
+        <w:pStyle w:val="Prrafodelista"/>
+        <w:numPr>
+          <w:ilvl w:val="0"/>
+          <w:numId w:val="11"/>
+        </w:numPr>
+        <w:rPr>
+          <w:rFonts w:ascii="Arial" w:hAnsi="Arial" w:cs="Arial"/>
+        </w:rPr>
+      </w:pPr>
+      <w:r>
+        <w:rPr>
+          <w:rFonts w:ascii="Arial" w:hAnsi="Arial" w:cs="Arial"/>
+        </w:rPr>
+        <w:t>¿Cuál consideran que fue el mayor problema técnico? ¿Qué hicieron para resolverlo?</w:t>
+      </w:r>
+    </w:p>
+    <w:p>
+      <w:pPr>
+        <w:rPr>
+          <w:rFonts w:ascii="Arial" w:hAnsi="Arial" w:cs="Arial"/>
+        </w:rPr>
+      </w:pPr>
+      <w:r>
+        <w:rPr>
+          <w:rFonts w:ascii="Arial" w:hAnsi="Arial" w:cs="Arial"/>
+        </w:rPr>
+        <w:t xml:space="preserve">El mayor problema técnico consistió en entender el problema de la maratón, para </w:t>
+      </w:r>
+      <w:proofErr w:type="gramStart"/>
+      <w:r>
+        <w:rPr>
+          <w:rFonts w:ascii="Arial" w:hAnsi="Arial" w:cs="Arial"/>
+        </w:rPr>
+        <w:t>poder hacer poder</w:t>
+      </w:r>
+      <w:proofErr w:type="gramEnd"/>
+      <w:r>
+        <w:rPr>
+          <w:rFonts w:ascii="Arial" w:hAnsi="Arial" w:cs="Arial"/>
+        </w:rPr>
+        <w:t xml:space="preserve"> implementar su respectiva solución.</w:t>
+      </w:r>
+    </w:p>
+    <w:p>
+      <w:pPr>
+        <w:pStyle w:val="Prrafodelista"/>
+        <w:numPr>
+          <w:ilvl w:val="0"/>
+          <w:numId w:val="11"/>
+        </w:numPr>
+        <w:rPr>
+          <w:rFonts w:ascii="Arial" w:hAnsi="Arial" w:cs="Arial"/>
+        </w:rPr>
+      </w:pPr>
+      <w:r>
+        <w:rPr>
+          <w:rFonts w:ascii="Arial" w:hAnsi="Arial" w:cs="Arial"/>
+        </w:rPr>
+        <w:t>¿Qué hicieron bien como equipo? ¿Qué se comprometen a hacer para mejorar los resultados?</w:t>
+      </w:r>
+    </w:p>
+    <w:p>
+      <w:pPr>
+        <w:rPr>
+          <w:rFonts w:ascii="Arial" w:hAnsi="Arial" w:cs="Arial"/>
+        </w:rPr>
+      </w:pPr>
+      <w:r>
+        <w:rPr>
+          <w:rFonts w:ascii="Arial" w:hAnsi="Arial" w:cs="Arial"/>
+        </w:rPr>
+        <w:t>Como equipo, logramos dividir de forma efectiva como íbamos a llevar a cabo el proyecto, sin embargo, nos comprometemos a ser más rigurosos con esta organización para mejorar la calidad de los siguientes entregables.</w:t>
+      </w:r>
+    </w:p>
+    <w:p>
+      <w:pPr>
+        <w:pStyle w:val="Prrafodelista"/>
+        <w:numPr>
+          <w:ilvl w:val="0"/>
+          <w:numId w:val="11"/>
+        </w:numPr>
+        <w:rPr>
+          <w:rFonts w:ascii="Arial" w:hAnsi="Arial" w:cs="Arial"/>
+        </w:rPr>
+      </w:pPr>
+      <w:r>
+        <w:rPr>
+          <w:rFonts w:ascii="Arial" w:hAnsi="Arial" w:cs="Arial"/>
+        </w:rPr>
+        <w:t>Considerando las prácticas XP incluidas en los laboratorios. ¿cuál fue la más útil? ¿por qué?</w:t>
+      </w:r>
+    </w:p>
+    <w:p>
+      <w:pPr>
+        <w:rPr>
+          <w:rFonts w:ascii="Arial" w:hAnsi="Arial" w:cs="Arial"/>
+        </w:rPr>
+      </w:pPr>
+      <w:r>
+        <w:rPr>
+          <w:rFonts w:ascii="Arial" w:hAnsi="Arial" w:cs="Arial"/>
+        </w:rPr>
+        <w:lastRenderedPageBreak/>
+        <w:t xml:space="preserve">La práctica XP más útil es “The </w:t>
+      </w:r>
+      <w:proofErr w:type="spellStart"/>
+      <w:r>
+        <w:rPr>
+          <w:rFonts w:ascii="Arial" w:hAnsi="Arial" w:cs="Arial"/>
+        </w:rPr>
+        <w:t>project</w:t>
+      </w:r>
+      <w:proofErr w:type="spellEnd"/>
+      <w:r>
+        <w:rPr>
+          <w:rFonts w:ascii="Arial" w:hAnsi="Arial" w:cs="Arial"/>
+        </w:rPr>
+        <w:t xml:space="preserve"> </w:t>
+      </w:r>
+      <w:proofErr w:type="spellStart"/>
+      <w:r>
+        <w:rPr>
+          <w:rFonts w:ascii="Arial" w:hAnsi="Arial" w:cs="Arial"/>
+        </w:rPr>
+        <w:t>is</w:t>
+      </w:r>
+      <w:proofErr w:type="spellEnd"/>
+      <w:r>
+        <w:rPr>
+          <w:rFonts w:ascii="Arial" w:hAnsi="Arial" w:cs="Arial"/>
+        </w:rPr>
+        <w:t xml:space="preserve"> </w:t>
+      </w:r>
+      <w:proofErr w:type="spellStart"/>
+      <w:r>
+        <w:rPr>
+          <w:rFonts w:ascii="Arial" w:hAnsi="Arial" w:cs="Arial"/>
+        </w:rPr>
+        <w:t>divided</w:t>
+      </w:r>
+      <w:proofErr w:type="spellEnd"/>
+      <w:r>
+        <w:rPr>
+          <w:rFonts w:ascii="Arial" w:hAnsi="Arial" w:cs="Arial"/>
+        </w:rPr>
+        <w:t xml:space="preserve"> </w:t>
+      </w:r>
+      <w:proofErr w:type="spellStart"/>
+      <w:r>
+        <w:rPr>
+          <w:rFonts w:ascii="Arial" w:hAnsi="Arial" w:cs="Arial"/>
+        </w:rPr>
+        <w:t>into</w:t>
+      </w:r>
+      <w:proofErr w:type="spellEnd"/>
+      <w:r>
+        <w:rPr>
+          <w:rFonts w:ascii="Arial" w:hAnsi="Arial" w:cs="Arial"/>
+        </w:rPr>
+        <w:t xml:space="preserve"> </w:t>
+      </w:r>
+      <w:proofErr w:type="spellStart"/>
+      <w:r>
+        <w:rPr>
+          <w:rFonts w:ascii="Arial" w:hAnsi="Arial" w:cs="Arial"/>
+        </w:rPr>
+        <w:t>iterations</w:t>
+      </w:r>
+      <w:proofErr w:type="spellEnd"/>
+      <w:r>
+        <w:rPr>
+          <w:rFonts w:ascii="Arial" w:hAnsi="Arial" w:cs="Arial"/>
+        </w:rPr>
+        <w:t xml:space="preserve">”, debido a que, dividiendo el problema en iteraciones, por ejemplo, los </w:t>
+      </w:r>
+      <w:proofErr w:type="spellStart"/>
+      <w:r>
+        <w:rPr>
+          <w:rFonts w:ascii="Arial" w:hAnsi="Arial" w:cs="Arial"/>
+        </w:rPr>
+        <w:t>mini-ciclos</w:t>
+      </w:r>
+      <w:proofErr w:type="spellEnd"/>
+      <w:r>
+        <w:rPr>
+          <w:rFonts w:ascii="Arial" w:hAnsi="Arial" w:cs="Arial"/>
+        </w:rPr>
+        <w:t>, se es más fácil llegar al objetivo de manera eficaz</w:t>
+      </w:r>
+    </w:p>
+    <w:p>
+      <w:pPr>
+        <w:pStyle w:val="Prrafodelista"/>
+        <w:numPr>
+          <w:ilvl w:val="0"/>
+          <w:numId w:val="11"/>
+        </w:numPr>
+        <w:rPr>
+          <w:rFonts w:ascii="Arial" w:hAnsi="Arial" w:cs="Arial"/>
+        </w:rPr>
+      </w:pPr>
+      <w:r>
+        <w:rPr>
+          <w:rFonts w:ascii="Arial" w:hAnsi="Arial" w:cs="Arial"/>
+        </w:rPr>
+        <w:t>¿Qué referencias usaron? ¿Cuál fue la más útil? Incluyan citas con estándares adecuados.</w:t>
+      </w:r>
+    </w:p>
+    <w:p>
+      <w:pPr>
+        <w:rPr>
+          <w:rFonts w:ascii="Arial" w:hAnsi="Arial" w:cs="Arial"/>
+        </w:rPr>
+      </w:pPr>
+      <w:r>
+        <w:rPr>
+          <w:rFonts w:ascii="Arial" w:hAnsi="Arial" w:cs="Arial"/>
+        </w:rPr>
+        <w:t xml:space="preserve">Principalmente, utilizamos el video de la solución de la maratón para entender y guiarnos para implementar la solución. </w:t>
+      </w:r>
+    </w:p>
+    <w:p>
+      <w:pPr>
+        <w:rPr>
+          <w:rFonts w:ascii="Arial" w:hAnsi="Arial" w:cs="Arial"/>
+          <w:b/>
+          <w:bCs/>
+          <w:lang w:val="en-US"/>
+        </w:rPr>
+      </w:pPr>
+      <w:r>
+        <w:rPr>
+          <w:rFonts w:ascii="Arial" w:hAnsi="Arial" w:cs="Arial"/>
+          <w:b/>
+          <w:bCs/>
+          <w:lang w:val="en-US"/>
+        </w:rPr>
+        <w:t>ICPC WF Baku Solution Video: Problem I - Slot Machine</w:t>
+      </w:r>
+    </w:p>
+    <w:p>
+      <w:pPr>
+        <w:rPr>
+          <w:rFonts w:ascii="Arial" w:hAnsi="Arial" w:cs="Arial"/>
+          <w:lang w:val="en-US"/>
+        </w:rPr>
+      </w:pPr>
+      <w:r>
+        <w:rPr>
+          <w:rFonts w:ascii="Arial" w:hAnsi="Arial" w:cs="Arial"/>
+          <w:lang w:val="en-US"/>
+        </w:rPr>
+        <w:t>https://www.youtube.com/watch?v=gYkF0kZ1bkE</w:t>
+      </w:r>
     </w:p>
     <w:sectPr>
       <w:pgSz w:w="12240" w:h="15840"/>
@@ -1511,6 +2415,184 @@
 <file path=word/numbering.xml><?xml version="1.0" encoding="utf-8"?>
 <w:numbering xmlns:wpc="http://schemas.microsoft.com/office/word/2010/wordprocessingCanvas" xmlns:cx="http://schemas.microsoft.com/office/drawing/2014/chartex" xmlns:cx1="http://schemas.microsoft.com/office/drawing/2015/9/8/chartex" xmlns:cx2="http://schemas.microsoft.com/office/drawing/2015/10/21/chartex" xmlns:cx3="http://schemas.microsoft.com/office/drawing/2016/5/9/chartex" xmlns:cx4="http://schemas.microsoft.com/office/drawing/2016/5/10/chartex" xmlns:cx5="http://schemas.microsoft.com/office/drawing/2016/5/11/chartex" xmlns:cx6="http://schemas.microsoft.com/office/drawing/2016/5/12/chartex" xmlns:cx7="http://schemas.microsoft.com/office/drawing/2016/5/13/chartex" xmlns:cx8="http://schemas.microsoft.com/office/drawing/2016/5/14/chartex" xmlns:mc="http://schemas.openxmlformats.org/markup-compatibility/2006" xmlns:aink="http://schemas.microsoft.com/office/drawing/2016/ink" xmlns:am3d="http://schemas.microsoft.com/office/drawing/2017/model3d" xmlns:o="urn:schemas-microsoft-com:office:office" xmlns:oel="http://schemas.microsoft.com/office/2019/extlst" xmlns:r="http://schemas.openxmlformats.org/officeDocument/2006/relationships" xmlns:m="http://schemas.openxmlformats.org/officeDocument/2006/math" xmlns:v="urn:schemas-microsoft-com:vml" xmlns:wp14="http://schemas.microsoft.com/office/word/2010/wordprocessingDrawing" xmlns:wp="http://schemas.openxmlformats.org/drawingml/2006/wordprocessingDrawing" xmlns:w10="urn:schemas-microsoft-com:office:word" xmlns:w="http://schemas.openxmlformats.org/wordprocessingml/2006/main" xmlns:w14="http://schemas.microsoft.com/office/word/2010/wordml" xmlns:w15="http://schemas.microsoft.com/office/word/2012/wordml" xmlns:w16cex="http://schemas.microsoft.com/office/word/2018/wordml/cex" xmlns:w16cid="http://schemas.microsoft.com/office/word/2016/wordml/cid" xmlns:w16="http://schemas.microsoft.com/office/word/2018/wordml" xmlns:w16du="http://schemas.microsoft.com/office/word/2023/wordml/word16du" xmlns:w16sdtdh="http://schemas.microsoft.com/office/word/2020/wordml/sdtdatahash" xmlns:w16sdtfl="http://schemas.microsoft.com/office/word/2024/wordml/sdtformatlock" xmlns:w16se="http://schemas.microsoft.com/office/word/2015/wordml/symex" xmlns:wpg="http://schemas.microsoft.com/office/word/2010/wordprocessingGroup" xmlns:wpi="http://schemas.microsoft.com/office/word/2010/wordprocessingInk" xmlns:wne="http://schemas.microsoft.com/office/word/2006/wordml" xmlns:wps="http://schemas.microsoft.com/office/word/2010/wordprocessingShape" mc:Ignorable="w14 w15 w16se w16cid w16 w16cex w16sdtdh w16sdtfl w16du wp14">
   <w:abstractNum w:abstractNumId="0" w15:restartNumberingAfterBreak="0">
+    <w:nsid w:val="01E72067"/>
+    <w:multiLevelType w:val="hybridMultilevel"/>
+    <w:tmpl w:val="A7DC258E"/>
+    <w:lvl w:ilvl="0" w:tplc="FFFFFFFF">
+      <w:start w:val="1"/>
+      <w:numFmt w:val="decimal"/>
+      <w:lvlText w:val="%1."/>
+      <w:lvlJc w:val="left"/>
+      <w:pPr>
+        <w:ind w:left="720" w:hanging="360"/>
+      </w:pPr>
+      <w:rPr>
+        <w:rFonts w:hint="default"/>
+      </w:rPr>
+    </w:lvl>
+    <w:lvl w:ilvl="1" w:tplc="FFFFFFFF" w:tentative="1">
+      <w:start w:val="1"/>
+      <w:numFmt w:val="lowerLetter"/>
+      <w:lvlText w:val="%2."/>
+      <w:lvlJc w:val="left"/>
+      <w:pPr>
+        <w:ind w:left="1440" w:hanging="360"/>
+      </w:pPr>
+    </w:lvl>
+    <w:lvl w:ilvl="2" w:tplc="FFFFFFFF" w:tentative="1">
+      <w:start w:val="1"/>
+      <w:numFmt w:val="lowerRoman"/>
+      <w:lvlText w:val="%3."/>
+      <w:lvlJc w:val="right"/>
+      <w:pPr>
+        <w:ind w:left="2160" w:hanging="180"/>
+      </w:pPr>
+    </w:lvl>
+    <w:lvl w:ilvl="3" w:tplc="FFFFFFFF" w:tentative="1">
+      <w:start w:val="1"/>
+      <w:numFmt w:val="decimal"/>
+      <w:lvlText w:val="%4."/>
+      <w:lvlJc w:val="left"/>
+      <w:pPr>
+        <w:ind w:left="2880" w:hanging="360"/>
+      </w:pPr>
+    </w:lvl>
+    <w:lvl w:ilvl="4" w:tplc="FFFFFFFF" w:tentative="1">
+      <w:start w:val="1"/>
+      <w:numFmt w:val="lowerLetter"/>
+      <w:lvlText w:val="%5."/>
+      <w:lvlJc w:val="left"/>
+      <w:pPr>
+        <w:ind w:left="3600" w:hanging="360"/>
+      </w:pPr>
+    </w:lvl>
+    <w:lvl w:ilvl="5" w:tplc="FFFFFFFF" w:tentative="1">
+      <w:start w:val="1"/>
+      <w:numFmt w:val="lowerRoman"/>
+      <w:lvlText w:val="%6."/>
+      <w:lvlJc w:val="right"/>
+      <w:pPr>
+        <w:ind w:left="4320" w:hanging="180"/>
+      </w:pPr>
+    </w:lvl>
+    <w:lvl w:ilvl="6" w:tplc="FFFFFFFF" w:tentative="1">
+      <w:start w:val="1"/>
+      <w:numFmt w:val="decimal"/>
+      <w:lvlText w:val="%7."/>
+      <w:lvlJc w:val="left"/>
+      <w:pPr>
+        <w:ind w:left="5040" w:hanging="360"/>
+      </w:pPr>
+    </w:lvl>
+    <w:lvl w:ilvl="7" w:tplc="FFFFFFFF" w:tentative="1">
+      <w:start w:val="1"/>
+      <w:numFmt w:val="lowerLetter"/>
+      <w:lvlText w:val="%8."/>
+      <w:lvlJc w:val="left"/>
+      <w:pPr>
+        <w:ind w:left="5760" w:hanging="360"/>
+      </w:pPr>
+    </w:lvl>
+    <w:lvl w:ilvl="8" w:tplc="FFFFFFFF" w:tentative="1">
+      <w:start w:val="1"/>
+      <w:numFmt w:val="lowerRoman"/>
+      <w:lvlText w:val="%9."/>
+      <w:lvlJc w:val="right"/>
+      <w:pPr>
+        <w:ind w:left="6480" w:hanging="180"/>
+      </w:pPr>
+    </w:lvl>
+  </w:abstractNum>
+  <w:abstractNum w:abstractNumId="1" w15:restartNumberingAfterBreak="0">
+    <w:nsid w:val="05BE6DD7"/>
+    <w:multiLevelType w:val="hybridMultilevel"/>
+    <w:tmpl w:val="A7DC258E"/>
+    <w:lvl w:ilvl="0" w:tplc="FFFFFFFF">
+      <w:start w:val="1"/>
+      <w:numFmt w:val="decimal"/>
+      <w:lvlText w:val="%1."/>
+      <w:lvlJc w:val="left"/>
+      <w:pPr>
+        <w:ind w:left="720" w:hanging="360"/>
+      </w:pPr>
+      <w:rPr>
+        <w:rFonts w:hint="default"/>
+      </w:rPr>
+    </w:lvl>
+    <w:lvl w:ilvl="1" w:tplc="FFFFFFFF">
+      <w:start w:val="1"/>
+      <w:numFmt w:val="lowerLetter"/>
+      <w:lvlText w:val="%2."/>
+      <w:lvlJc w:val="left"/>
+      <w:pPr>
+        <w:ind w:left="1440" w:hanging="360"/>
+      </w:pPr>
+    </w:lvl>
+    <w:lvl w:ilvl="2" w:tplc="FFFFFFFF">
+      <w:start w:val="1"/>
+      <w:numFmt w:val="lowerRoman"/>
+      <w:lvlText w:val="%3."/>
+      <w:lvlJc w:val="right"/>
+      <w:pPr>
+        <w:ind w:left="2160" w:hanging="180"/>
+      </w:pPr>
+    </w:lvl>
+    <w:lvl w:ilvl="3" w:tplc="FFFFFFFF" w:tentative="1">
+      <w:start w:val="1"/>
+      <w:numFmt w:val="decimal"/>
+      <w:lvlText w:val="%4."/>
+      <w:lvlJc w:val="left"/>
+      <w:pPr>
+        <w:ind w:left="2880" w:hanging="360"/>
+      </w:pPr>
+    </w:lvl>
+    <w:lvl w:ilvl="4" w:tplc="FFFFFFFF" w:tentative="1">
+      <w:start w:val="1"/>
+      <w:numFmt w:val="lowerLetter"/>
+      <w:lvlText w:val="%5."/>
+      <w:lvlJc w:val="left"/>
+      <w:pPr>
+        <w:ind w:left="3600" w:hanging="360"/>
+      </w:pPr>
+    </w:lvl>
+    <w:lvl w:ilvl="5" w:tplc="FFFFFFFF" w:tentative="1">
+      <w:start w:val="1"/>
+      <w:numFmt w:val="lowerRoman"/>
+      <w:lvlText w:val="%6."/>
+      <w:lvlJc w:val="right"/>
+      <w:pPr>
+        <w:ind w:left="4320" w:hanging="180"/>
+      </w:pPr>
+    </w:lvl>
+    <w:lvl w:ilvl="6" w:tplc="FFFFFFFF" w:tentative="1">
+      <w:start w:val="1"/>
+      <w:numFmt w:val="decimal"/>
+      <w:lvlText w:val="%7."/>
+      <w:lvlJc w:val="left"/>
+      <w:pPr>
+        <w:ind w:left="5040" w:hanging="360"/>
+      </w:pPr>
+    </w:lvl>
+    <w:lvl w:ilvl="7" w:tplc="FFFFFFFF" w:tentative="1">
+      <w:start w:val="1"/>
+      <w:numFmt w:val="lowerLetter"/>
+      <w:lvlText w:val="%8."/>
+      <w:lvlJc w:val="left"/>
+      <w:pPr>
+        <w:ind w:left="5760" w:hanging="360"/>
+      </w:pPr>
+    </w:lvl>
+    <w:lvl w:ilvl="8" w:tplc="FFFFFFFF" w:tentative="1">
+      <w:start w:val="1"/>
+      <w:numFmt w:val="lowerRoman"/>
+      <w:lvlText w:val="%9."/>
+      <w:lvlJc w:val="right"/>
+      <w:pPr>
+        <w:ind w:left="6480" w:hanging="180"/>
+      </w:pPr>
+    </w:lvl>
+  </w:abstractNum>
+  <w:abstractNum w:abstractNumId="2" w15:restartNumberingAfterBreak="0">
     <w:nsid w:val="09C739E0"/>
     <w:multiLevelType w:val="hybridMultilevel"/>
     <w:tmpl w:val="16FAC7CC"/>
@@ -1623,7 +2705,7 @@
       </w:rPr>
     </w:lvl>
   </w:abstractNum>
-  <w:abstractNum w:abstractNumId="1" w15:restartNumberingAfterBreak="0">
+  <w:abstractNum w:abstractNumId="3" w15:restartNumberingAfterBreak="0">
     <w:nsid w:val="1EAF61F6"/>
     <w:multiLevelType w:val="hybridMultilevel"/>
     <w:tmpl w:val="BD50439E"/>
@@ -1736,7 +2818,96 @@
       </w:rPr>
     </w:lvl>
   </w:abstractNum>
-  <w:abstractNum w:abstractNumId="2" w15:restartNumberingAfterBreak="0">
+  <w:abstractNum w:abstractNumId="4" w15:restartNumberingAfterBreak="0">
+    <w:nsid w:val="24730356"/>
+    <w:multiLevelType w:val="hybridMultilevel"/>
+    <w:tmpl w:val="A7DC258E"/>
+    <w:lvl w:ilvl="0" w:tplc="FFFFFFFF">
+      <w:start w:val="1"/>
+      <w:numFmt w:val="decimal"/>
+      <w:lvlText w:val="%1."/>
+      <w:lvlJc w:val="left"/>
+      <w:pPr>
+        <w:ind w:left="720" w:hanging="360"/>
+      </w:pPr>
+      <w:rPr>
+        <w:rFonts w:hint="default"/>
+      </w:rPr>
+    </w:lvl>
+    <w:lvl w:ilvl="1" w:tplc="FFFFFFFF">
+      <w:start w:val="1"/>
+      <w:numFmt w:val="lowerLetter"/>
+      <w:lvlText w:val="%2."/>
+      <w:lvlJc w:val="left"/>
+      <w:pPr>
+        <w:ind w:left="1440" w:hanging="360"/>
+      </w:pPr>
+    </w:lvl>
+    <w:lvl w:ilvl="2" w:tplc="FFFFFFFF">
+      <w:start w:val="1"/>
+      <w:numFmt w:val="lowerRoman"/>
+      <w:lvlText w:val="%3."/>
+      <w:lvlJc w:val="right"/>
+      <w:pPr>
+        <w:ind w:left="2160" w:hanging="180"/>
+      </w:pPr>
+    </w:lvl>
+    <w:lvl w:ilvl="3" w:tplc="FFFFFFFF" w:tentative="1">
+      <w:start w:val="1"/>
+      <w:numFmt w:val="decimal"/>
+      <w:lvlText w:val="%4."/>
+      <w:lvlJc w:val="left"/>
+      <w:pPr>
+        <w:ind w:left="2880" w:hanging="360"/>
+      </w:pPr>
+    </w:lvl>
+    <w:lvl w:ilvl="4" w:tplc="FFFFFFFF" w:tentative="1">
+      <w:start w:val="1"/>
+      <w:numFmt w:val="lowerLetter"/>
+      <w:lvlText w:val="%5."/>
+      <w:lvlJc w:val="left"/>
+      <w:pPr>
+        <w:ind w:left="3600" w:hanging="360"/>
+      </w:pPr>
+    </w:lvl>
+    <w:lvl w:ilvl="5" w:tplc="FFFFFFFF" w:tentative="1">
+      <w:start w:val="1"/>
+      <w:numFmt w:val="lowerRoman"/>
+      <w:lvlText w:val="%6."/>
+      <w:lvlJc w:val="right"/>
+      <w:pPr>
+        <w:ind w:left="4320" w:hanging="180"/>
+      </w:pPr>
+    </w:lvl>
+    <w:lvl w:ilvl="6" w:tplc="FFFFFFFF" w:tentative="1">
+      <w:start w:val="1"/>
+      <w:numFmt w:val="decimal"/>
+      <w:lvlText w:val="%7."/>
+      <w:lvlJc w:val="left"/>
+      <w:pPr>
+        <w:ind w:left="5040" w:hanging="360"/>
+      </w:pPr>
+    </w:lvl>
+    <w:lvl w:ilvl="7" w:tplc="FFFFFFFF" w:tentative="1">
+      <w:start w:val="1"/>
+      <w:numFmt w:val="lowerLetter"/>
+      <w:lvlText w:val="%8."/>
+      <w:lvlJc w:val="left"/>
+      <w:pPr>
+        <w:ind w:left="5760" w:hanging="360"/>
+      </w:pPr>
+    </w:lvl>
+    <w:lvl w:ilvl="8" w:tplc="FFFFFFFF" w:tentative="1">
+      <w:start w:val="1"/>
+      <w:numFmt w:val="lowerRoman"/>
+      <w:lvlText w:val="%9."/>
+      <w:lvlJc w:val="right"/>
+      <w:pPr>
+        <w:ind w:left="6480" w:hanging="180"/>
+      </w:pPr>
+    </w:lvl>
+  </w:abstractNum>
+  <w:abstractNum w:abstractNumId="5" w15:restartNumberingAfterBreak="0">
     <w:nsid w:val="2F034159"/>
     <w:multiLevelType w:val="hybridMultilevel"/>
     <w:tmpl w:val="A7DC258E"/>
@@ -1825,7 +2996,7 @@
       </w:pPr>
     </w:lvl>
   </w:abstractNum>
-  <w:abstractNum w:abstractNumId="3" w15:restartNumberingAfterBreak="0">
+  <w:abstractNum w:abstractNumId="6" w15:restartNumberingAfterBreak="0">
     <w:nsid w:val="2F813169"/>
     <w:multiLevelType w:val="hybridMultilevel"/>
     <w:tmpl w:val="B654511C"/>
@@ -1937,7 +3108,7 @@
       </w:rPr>
     </w:lvl>
   </w:abstractNum>
-  <w:abstractNum w:abstractNumId="4" w15:restartNumberingAfterBreak="0">
+  <w:abstractNum w:abstractNumId="7" w15:restartNumberingAfterBreak="0">
     <w:nsid w:val="4632292D"/>
     <w:multiLevelType w:val="hybridMultilevel"/>
     <w:tmpl w:val="91FE54A0"/>
@@ -2026,7 +3197,7 @@
       </w:pPr>
     </w:lvl>
   </w:abstractNum>
-  <w:abstractNum w:abstractNumId="5" w15:restartNumberingAfterBreak="0">
+  <w:abstractNum w:abstractNumId="8" w15:restartNumberingAfterBreak="0">
     <w:nsid w:val="46851B6C"/>
     <w:multiLevelType w:val="hybridMultilevel"/>
     <w:tmpl w:val="C85C167A"/>
@@ -2139,7 +3310,185 @@
       </w:rPr>
     </w:lvl>
   </w:abstractNum>
-  <w:abstractNum w:abstractNumId="6" w15:restartNumberingAfterBreak="0">
+  <w:abstractNum w:abstractNumId="9" w15:restartNumberingAfterBreak="0">
+    <w:nsid w:val="4B0C559B"/>
+    <w:multiLevelType w:val="hybridMultilevel"/>
+    <w:tmpl w:val="A7DC258E"/>
+    <w:lvl w:ilvl="0" w:tplc="FFFFFFFF">
+      <w:start w:val="1"/>
+      <w:numFmt w:val="decimal"/>
+      <w:lvlText w:val="%1."/>
+      <w:lvlJc w:val="left"/>
+      <w:pPr>
+        <w:ind w:left="720" w:hanging="360"/>
+      </w:pPr>
+      <w:rPr>
+        <w:rFonts w:hint="default"/>
+      </w:rPr>
+    </w:lvl>
+    <w:lvl w:ilvl="1" w:tplc="FFFFFFFF" w:tentative="1">
+      <w:start w:val="1"/>
+      <w:numFmt w:val="lowerLetter"/>
+      <w:lvlText w:val="%2."/>
+      <w:lvlJc w:val="left"/>
+      <w:pPr>
+        <w:ind w:left="1440" w:hanging="360"/>
+      </w:pPr>
+    </w:lvl>
+    <w:lvl w:ilvl="2" w:tplc="FFFFFFFF" w:tentative="1">
+      <w:start w:val="1"/>
+      <w:numFmt w:val="lowerRoman"/>
+      <w:lvlText w:val="%3."/>
+      <w:lvlJc w:val="right"/>
+      <w:pPr>
+        <w:ind w:left="2160" w:hanging="180"/>
+      </w:pPr>
+    </w:lvl>
+    <w:lvl w:ilvl="3" w:tplc="FFFFFFFF" w:tentative="1">
+      <w:start w:val="1"/>
+      <w:numFmt w:val="decimal"/>
+      <w:lvlText w:val="%4."/>
+      <w:lvlJc w:val="left"/>
+      <w:pPr>
+        <w:ind w:left="2880" w:hanging="360"/>
+      </w:pPr>
+    </w:lvl>
+    <w:lvl w:ilvl="4" w:tplc="FFFFFFFF" w:tentative="1">
+      <w:start w:val="1"/>
+      <w:numFmt w:val="lowerLetter"/>
+      <w:lvlText w:val="%5."/>
+      <w:lvlJc w:val="left"/>
+      <w:pPr>
+        <w:ind w:left="3600" w:hanging="360"/>
+      </w:pPr>
+    </w:lvl>
+    <w:lvl w:ilvl="5" w:tplc="FFFFFFFF" w:tentative="1">
+      <w:start w:val="1"/>
+      <w:numFmt w:val="lowerRoman"/>
+      <w:lvlText w:val="%6."/>
+      <w:lvlJc w:val="right"/>
+      <w:pPr>
+        <w:ind w:left="4320" w:hanging="180"/>
+      </w:pPr>
+    </w:lvl>
+    <w:lvl w:ilvl="6" w:tplc="FFFFFFFF" w:tentative="1">
+      <w:start w:val="1"/>
+      <w:numFmt w:val="decimal"/>
+      <w:lvlText w:val="%7."/>
+      <w:lvlJc w:val="left"/>
+      <w:pPr>
+        <w:ind w:left="5040" w:hanging="360"/>
+      </w:pPr>
+    </w:lvl>
+    <w:lvl w:ilvl="7" w:tplc="FFFFFFFF" w:tentative="1">
+      <w:start w:val="1"/>
+      <w:numFmt w:val="lowerLetter"/>
+      <w:lvlText w:val="%8."/>
+      <w:lvlJc w:val="left"/>
+      <w:pPr>
+        <w:ind w:left="5760" w:hanging="360"/>
+      </w:pPr>
+    </w:lvl>
+    <w:lvl w:ilvl="8" w:tplc="FFFFFFFF" w:tentative="1">
+      <w:start w:val="1"/>
+      <w:numFmt w:val="lowerRoman"/>
+      <w:lvlText w:val="%9."/>
+      <w:lvlJc w:val="right"/>
+      <w:pPr>
+        <w:ind w:left="6480" w:hanging="180"/>
+      </w:pPr>
+    </w:lvl>
+  </w:abstractNum>
+  <w:abstractNum w:abstractNumId="10" w15:restartNumberingAfterBreak="0">
+    <w:nsid w:val="4F970E1C"/>
+    <w:multiLevelType w:val="hybridMultilevel"/>
+    <w:tmpl w:val="A7DC258E"/>
+    <w:lvl w:ilvl="0" w:tplc="FFFFFFFF">
+      <w:start w:val="1"/>
+      <w:numFmt w:val="decimal"/>
+      <w:lvlText w:val="%1."/>
+      <w:lvlJc w:val="left"/>
+      <w:pPr>
+        <w:ind w:left="720" w:hanging="360"/>
+      </w:pPr>
+      <w:rPr>
+        <w:rFonts w:hint="default"/>
+      </w:rPr>
+    </w:lvl>
+    <w:lvl w:ilvl="1" w:tplc="FFFFFFFF">
+      <w:start w:val="1"/>
+      <w:numFmt w:val="lowerLetter"/>
+      <w:lvlText w:val="%2."/>
+      <w:lvlJc w:val="left"/>
+      <w:pPr>
+        <w:ind w:left="1440" w:hanging="360"/>
+      </w:pPr>
+    </w:lvl>
+    <w:lvl w:ilvl="2" w:tplc="FFFFFFFF">
+      <w:start w:val="1"/>
+      <w:numFmt w:val="lowerRoman"/>
+      <w:lvlText w:val="%3."/>
+      <w:lvlJc w:val="right"/>
+      <w:pPr>
+        <w:ind w:left="2160" w:hanging="180"/>
+      </w:pPr>
+    </w:lvl>
+    <w:lvl w:ilvl="3" w:tplc="FFFFFFFF" w:tentative="1">
+      <w:start w:val="1"/>
+      <w:numFmt w:val="decimal"/>
+      <w:lvlText w:val="%4."/>
+      <w:lvlJc w:val="left"/>
+      <w:pPr>
+        <w:ind w:left="2880" w:hanging="360"/>
+      </w:pPr>
+    </w:lvl>
+    <w:lvl w:ilvl="4" w:tplc="FFFFFFFF" w:tentative="1">
+      <w:start w:val="1"/>
+      <w:numFmt w:val="lowerLetter"/>
+      <w:lvlText w:val="%5."/>
+      <w:lvlJc w:val="left"/>
+      <w:pPr>
+        <w:ind w:left="3600" w:hanging="360"/>
+      </w:pPr>
+    </w:lvl>
+    <w:lvl w:ilvl="5" w:tplc="FFFFFFFF" w:tentative="1">
+      <w:start w:val="1"/>
+      <w:numFmt w:val="lowerRoman"/>
+      <w:lvlText w:val="%6."/>
+      <w:lvlJc w:val="right"/>
+      <w:pPr>
+        <w:ind w:left="4320" w:hanging="180"/>
+      </w:pPr>
+    </w:lvl>
+    <w:lvl w:ilvl="6" w:tplc="FFFFFFFF" w:tentative="1">
+      <w:start w:val="1"/>
+      <w:numFmt w:val="decimal"/>
+      <w:lvlText w:val="%7."/>
+      <w:lvlJc w:val="left"/>
+      <w:pPr>
+        <w:ind w:left="5040" w:hanging="360"/>
+      </w:pPr>
+    </w:lvl>
+    <w:lvl w:ilvl="7" w:tplc="FFFFFFFF" w:tentative="1">
+      <w:start w:val="1"/>
+      <w:numFmt w:val="lowerLetter"/>
+      <w:lvlText w:val="%8."/>
+      <w:lvlJc w:val="left"/>
+      <w:pPr>
+        <w:ind w:left="5760" w:hanging="360"/>
+      </w:pPr>
+    </w:lvl>
+    <w:lvl w:ilvl="8" w:tplc="FFFFFFFF" w:tentative="1">
+      <w:start w:val="1"/>
+      <w:numFmt w:val="lowerRoman"/>
+      <w:lvlText w:val="%9."/>
+      <w:lvlJc w:val="right"/>
+      <w:pPr>
+        <w:ind w:left="6480" w:hanging="180"/>
+      </w:pPr>
+    </w:lvl>
+  </w:abstractNum>
+  <w:abstractNum w:abstractNumId="11" w15:restartNumberingAfterBreak="0">
     <w:nsid w:val="5942735D"/>
     <w:multiLevelType w:val="hybridMultilevel"/>
     <w:tmpl w:val="A7DC258E"/>
@@ -2228,7 +3577,274 @@
       </w:pPr>
     </w:lvl>
   </w:abstractNum>
-  <w:abstractNum w:abstractNumId="7" w15:restartNumberingAfterBreak="0">
+  <w:abstractNum w:abstractNumId="12" w15:restartNumberingAfterBreak="0">
+    <w:nsid w:val="5B0F1FD7"/>
+    <w:multiLevelType w:val="hybridMultilevel"/>
+    <w:tmpl w:val="A7DC258E"/>
+    <w:lvl w:ilvl="0" w:tplc="FFFFFFFF">
+      <w:start w:val="1"/>
+      <w:numFmt w:val="decimal"/>
+      <w:lvlText w:val="%1."/>
+      <w:lvlJc w:val="left"/>
+      <w:pPr>
+        <w:ind w:left="720" w:hanging="360"/>
+      </w:pPr>
+      <w:rPr>
+        <w:rFonts w:hint="default"/>
+      </w:rPr>
+    </w:lvl>
+    <w:lvl w:ilvl="1" w:tplc="FFFFFFFF">
+      <w:start w:val="1"/>
+      <w:numFmt w:val="lowerLetter"/>
+      <w:lvlText w:val="%2."/>
+      <w:lvlJc w:val="left"/>
+      <w:pPr>
+        <w:ind w:left="1440" w:hanging="360"/>
+      </w:pPr>
+    </w:lvl>
+    <w:lvl w:ilvl="2" w:tplc="FFFFFFFF">
+      <w:start w:val="1"/>
+      <w:numFmt w:val="lowerRoman"/>
+      <w:lvlText w:val="%3."/>
+      <w:lvlJc w:val="right"/>
+      <w:pPr>
+        <w:ind w:left="2160" w:hanging="180"/>
+      </w:pPr>
+    </w:lvl>
+    <w:lvl w:ilvl="3" w:tplc="FFFFFFFF" w:tentative="1">
+      <w:start w:val="1"/>
+      <w:numFmt w:val="decimal"/>
+      <w:lvlText w:val="%4."/>
+      <w:lvlJc w:val="left"/>
+      <w:pPr>
+        <w:ind w:left="2880" w:hanging="360"/>
+      </w:pPr>
+    </w:lvl>
+    <w:lvl w:ilvl="4" w:tplc="FFFFFFFF" w:tentative="1">
+      <w:start w:val="1"/>
+      <w:numFmt w:val="lowerLetter"/>
+      <w:lvlText w:val="%5."/>
+      <w:lvlJc w:val="left"/>
+      <w:pPr>
+        <w:ind w:left="3600" w:hanging="360"/>
+      </w:pPr>
+    </w:lvl>
+    <w:lvl w:ilvl="5" w:tplc="FFFFFFFF" w:tentative="1">
+      <w:start w:val="1"/>
+      <w:numFmt w:val="lowerRoman"/>
+      <w:lvlText w:val="%6."/>
+      <w:lvlJc w:val="right"/>
+      <w:pPr>
+        <w:ind w:left="4320" w:hanging="180"/>
+      </w:pPr>
+    </w:lvl>
+    <w:lvl w:ilvl="6" w:tplc="FFFFFFFF" w:tentative="1">
+      <w:start w:val="1"/>
+      <w:numFmt w:val="decimal"/>
+      <w:lvlText w:val="%7."/>
+      <w:lvlJc w:val="left"/>
+      <w:pPr>
+        <w:ind w:left="5040" w:hanging="360"/>
+      </w:pPr>
+    </w:lvl>
+    <w:lvl w:ilvl="7" w:tplc="FFFFFFFF" w:tentative="1">
+      <w:start w:val="1"/>
+      <w:numFmt w:val="lowerLetter"/>
+      <w:lvlText w:val="%8."/>
+      <w:lvlJc w:val="left"/>
+      <w:pPr>
+        <w:ind w:left="5760" w:hanging="360"/>
+      </w:pPr>
+    </w:lvl>
+    <w:lvl w:ilvl="8" w:tplc="FFFFFFFF" w:tentative="1">
+      <w:start w:val="1"/>
+      <w:numFmt w:val="lowerRoman"/>
+      <w:lvlText w:val="%9."/>
+      <w:lvlJc w:val="right"/>
+      <w:pPr>
+        <w:ind w:left="6480" w:hanging="180"/>
+      </w:pPr>
+    </w:lvl>
+  </w:abstractNum>
+  <w:abstractNum w:abstractNumId="13" w15:restartNumberingAfterBreak="0">
+    <w:nsid w:val="5CF625A8"/>
+    <w:multiLevelType w:val="hybridMultilevel"/>
+    <w:tmpl w:val="A7DC258E"/>
+    <w:lvl w:ilvl="0" w:tplc="FFFFFFFF">
+      <w:start w:val="1"/>
+      <w:numFmt w:val="decimal"/>
+      <w:lvlText w:val="%1."/>
+      <w:lvlJc w:val="left"/>
+      <w:pPr>
+        <w:ind w:left="720" w:hanging="360"/>
+      </w:pPr>
+      <w:rPr>
+        <w:rFonts w:hint="default"/>
+      </w:rPr>
+    </w:lvl>
+    <w:lvl w:ilvl="1" w:tplc="FFFFFFFF">
+      <w:start w:val="1"/>
+      <w:numFmt w:val="lowerLetter"/>
+      <w:lvlText w:val="%2."/>
+      <w:lvlJc w:val="left"/>
+      <w:pPr>
+        <w:ind w:left="1440" w:hanging="360"/>
+      </w:pPr>
+    </w:lvl>
+    <w:lvl w:ilvl="2" w:tplc="FFFFFFFF">
+      <w:start w:val="1"/>
+      <w:numFmt w:val="lowerRoman"/>
+      <w:lvlText w:val="%3."/>
+      <w:lvlJc w:val="right"/>
+      <w:pPr>
+        <w:ind w:left="2160" w:hanging="180"/>
+      </w:pPr>
+    </w:lvl>
+    <w:lvl w:ilvl="3" w:tplc="FFFFFFFF" w:tentative="1">
+      <w:start w:val="1"/>
+      <w:numFmt w:val="decimal"/>
+      <w:lvlText w:val="%4."/>
+      <w:lvlJc w:val="left"/>
+      <w:pPr>
+        <w:ind w:left="2880" w:hanging="360"/>
+      </w:pPr>
+    </w:lvl>
+    <w:lvl w:ilvl="4" w:tplc="FFFFFFFF" w:tentative="1">
+      <w:start w:val="1"/>
+      <w:numFmt w:val="lowerLetter"/>
+      <w:lvlText w:val="%5."/>
+      <w:lvlJc w:val="left"/>
+      <w:pPr>
+        <w:ind w:left="3600" w:hanging="360"/>
+      </w:pPr>
+    </w:lvl>
+    <w:lvl w:ilvl="5" w:tplc="FFFFFFFF" w:tentative="1">
+      <w:start w:val="1"/>
+      <w:numFmt w:val="lowerRoman"/>
+      <w:lvlText w:val="%6."/>
+      <w:lvlJc w:val="right"/>
+      <w:pPr>
+        <w:ind w:left="4320" w:hanging="180"/>
+      </w:pPr>
+    </w:lvl>
+    <w:lvl w:ilvl="6" w:tplc="FFFFFFFF" w:tentative="1">
+      <w:start w:val="1"/>
+      <w:numFmt w:val="decimal"/>
+      <w:lvlText w:val="%7."/>
+      <w:lvlJc w:val="left"/>
+      <w:pPr>
+        <w:ind w:left="5040" w:hanging="360"/>
+      </w:pPr>
+    </w:lvl>
+    <w:lvl w:ilvl="7" w:tplc="FFFFFFFF" w:tentative="1">
+      <w:start w:val="1"/>
+      <w:numFmt w:val="lowerLetter"/>
+      <w:lvlText w:val="%8."/>
+      <w:lvlJc w:val="left"/>
+      <w:pPr>
+        <w:ind w:left="5760" w:hanging="360"/>
+      </w:pPr>
+    </w:lvl>
+    <w:lvl w:ilvl="8" w:tplc="FFFFFFFF" w:tentative="1">
+      <w:start w:val="1"/>
+      <w:numFmt w:val="lowerRoman"/>
+      <w:lvlText w:val="%9."/>
+      <w:lvlJc w:val="right"/>
+      <w:pPr>
+        <w:ind w:left="6480" w:hanging="180"/>
+      </w:pPr>
+    </w:lvl>
+  </w:abstractNum>
+  <w:abstractNum w:abstractNumId="14" w15:restartNumberingAfterBreak="0">
+    <w:nsid w:val="607C44E9"/>
+    <w:multiLevelType w:val="hybridMultilevel"/>
+    <w:tmpl w:val="A7DC258E"/>
+    <w:lvl w:ilvl="0" w:tplc="FFFFFFFF">
+      <w:start w:val="1"/>
+      <w:numFmt w:val="decimal"/>
+      <w:lvlText w:val="%1."/>
+      <w:lvlJc w:val="left"/>
+      <w:pPr>
+        <w:ind w:left="720" w:hanging="360"/>
+      </w:pPr>
+      <w:rPr>
+        <w:rFonts w:hint="default"/>
+      </w:rPr>
+    </w:lvl>
+    <w:lvl w:ilvl="1" w:tplc="FFFFFFFF" w:tentative="1">
+      <w:start w:val="1"/>
+      <w:numFmt w:val="lowerLetter"/>
+      <w:lvlText w:val="%2."/>
+      <w:lvlJc w:val="left"/>
+      <w:pPr>
+        <w:ind w:left="1440" w:hanging="360"/>
+      </w:pPr>
+    </w:lvl>
+    <w:lvl w:ilvl="2" w:tplc="FFFFFFFF" w:tentative="1">
+      <w:start w:val="1"/>
+      <w:numFmt w:val="lowerRoman"/>
+      <w:lvlText w:val="%3."/>
+      <w:lvlJc w:val="right"/>
+      <w:pPr>
+        <w:ind w:left="2160" w:hanging="180"/>
+      </w:pPr>
+    </w:lvl>
+    <w:lvl w:ilvl="3" w:tplc="FFFFFFFF" w:tentative="1">
+      <w:start w:val="1"/>
+      <w:numFmt w:val="decimal"/>
+      <w:lvlText w:val="%4."/>
+      <w:lvlJc w:val="left"/>
+      <w:pPr>
+        <w:ind w:left="2880" w:hanging="360"/>
+      </w:pPr>
+    </w:lvl>
+    <w:lvl w:ilvl="4" w:tplc="FFFFFFFF" w:tentative="1">
+      <w:start w:val="1"/>
+      <w:numFmt w:val="lowerLetter"/>
+      <w:lvlText w:val="%5."/>
+      <w:lvlJc w:val="left"/>
+      <w:pPr>
+        <w:ind w:left="3600" w:hanging="360"/>
+      </w:pPr>
+    </w:lvl>
+    <w:lvl w:ilvl="5" w:tplc="FFFFFFFF" w:tentative="1">
+      <w:start w:val="1"/>
+      <w:numFmt w:val="lowerRoman"/>
+      <w:lvlText w:val="%6."/>
+      <w:lvlJc w:val="right"/>
+      <w:pPr>
+        <w:ind w:left="4320" w:hanging="180"/>
+      </w:pPr>
+    </w:lvl>
+    <w:lvl w:ilvl="6" w:tplc="FFFFFFFF" w:tentative="1">
+      <w:start w:val="1"/>
+      <w:numFmt w:val="decimal"/>
+      <w:lvlText w:val="%7."/>
+      <w:lvlJc w:val="left"/>
+      <w:pPr>
+        <w:ind w:left="5040" w:hanging="360"/>
+      </w:pPr>
+    </w:lvl>
+    <w:lvl w:ilvl="7" w:tplc="FFFFFFFF" w:tentative="1">
+      <w:start w:val="1"/>
+      <w:numFmt w:val="lowerLetter"/>
+      <w:lvlText w:val="%8."/>
+      <w:lvlJc w:val="left"/>
+      <w:pPr>
+        <w:ind w:left="5760" w:hanging="360"/>
+      </w:pPr>
+    </w:lvl>
+    <w:lvl w:ilvl="8" w:tplc="FFFFFFFF" w:tentative="1">
+      <w:start w:val="1"/>
+      <w:numFmt w:val="lowerRoman"/>
+      <w:lvlText w:val="%9."/>
+      <w:lvlJc w:val="right"/>
+      <w:pPr>
+        <w:ind w:left="6480" w:hanging="180"/>
+      </w:pPr>
+    </w:lvl>
+  </w:abstractNum>
+  <w:abstractNum w:abstractNumId="15" w15:restartNumberingAfterBreak="0">
     <w:nsid w:val="6A742939"/>
     <w:multiLevelType w:val="hybridMultilevel"/>
     <w:tmpl w:val="64E6497A"/>
@@ -2340,7 +3956,7 @@
       </w:rPr>
     </w:lvl>
   </w:abstractNum>
-  <w:abstractNum w:abstractNumId="8" w15:restartNumberingAfterBreak="0">
+  <w:abstractNum w:abstractNumId="16" w15:restartNumberingAfterBreak="0">
     <w:nsid w:val="70122276"/>
     <w:multiLevelType w:val="hybridMultilevel"/>
     <w:tmpl w:val="F85A1F5C"/>
@@ -2452,32 +4068,264 @@
       </w:rPr>
     </w:lvl>
   </w:abstractNum>
+  <w:abstractNum w:abstractNumId="17" w15:restartNumberingAfterBreak="0">
+    <w:nsid w:val="72771711"/>
+    <w:multiLevelType w:val="hybridMultilevel"/>
+    <w:tmpl w:val="EAC0710A"/>
+    <w:lvl w:ilvl="0" w:tplc="0409000F">
+      <w:start w:val="1"/>
+      <w:numFmt w:val="decimal"/>
+      <w:lvlText w:val="%1."/>
+      <w:lvlJc w:val="left"/>
+      <w:pPr>
+        <w:ind w:left="720" w:hanging="360"/>
+      </w:pPr>
+      <w:rPr>
+        <w:rFonts w:hint="default"/>
+      </w:rPr>
+    </w:lvl>
+    <w:lvl w:ilvl="1" w:tplc="04090019" w:tentative="1">
+      <w:start w:val="1"/>
+      <w:numFmt w:val="lowerLetter"/>
+      <w:lvlText w:val="%2."/>
+      <w:lvlJc w:val="left"/>
+      <w:pPr>
+        <w:ind w:left="1440" w:hanging="360"/>
+      </w:pPr>
+    </w:lvl>
+    <w:lvl w:ilvl="2" w:tplc="0409001B" w:tentative="1">
+      <w:start w:val="1"/>
+      <w:numFmt w:val="lowerRoman"/>
+      <w:lvlText w:val="%3."/>
+      <w:lvlJc w:val="right"/>
+      <w:pPr>
+        <w:ind w:left="2160" w:hanging="180"/>
+      </w:pPr>
+    </w:lvl>
+    <w:lvl w:ilvl="3" w:tplc="0409000F" w:tentative="1">
+      <w:start w:val="1"/>
+      <w:numFmt w:val="decimal"/>
+      <w:lvlText w:val="%4."/>
+      <w:lvlJc w:val="left"/>
+      <w:pPr>
+        <w:ind w:left="2880" w:hanging="360"/>
+      </w:pPr>
+    </w:lvl>
+    <w:lvl w:ilvl="4" w:tplc="04090019" w:tentative="1">
+      <w:start w:val="1"/>
+      <w:numFmt w:val="lowerLetter"/>
+      <w:lvlText w:val="%5."/>
+      <w:lvlJc w:val="left"/>
+      <w:pPr>
+        <w:ind w:left="3600" w:hanging="360"/>
+      </w:pPr>
+    </w:lvl>
+    <w:lvl w:ilvl="5" w:tplc="0409001B" w:tentative="1">
+      <w:start w:val="1"/>
+      <w:numFmt w:val="lowerRoman"/>
+      <w:lvlText w:val="%6."/>
+      <w:lvlJc w:val="right"/>
+      <w:pPr>
+        <w:ind w:left="4320" w:hanging="180"/>
+      </w:pPr>
+    </w:lvl>
+    <w:lvl w:ilvl="6" w:tplc="0409000F" w:tentative="1">
+      <w:start w:val="1"/>
+      <w:numFmt w:val="decimal"/>
+      <w:lvlText w:val="%7."/>
+      <w:lvlJc w:val="left"/>
+      <w:pPr>
+        <w:ind w:left="5040" w:hanging="360"/>
+      </w:pPr>
+    </w:lvl>
+    <w:lvl w:ilvl="7" w:tplc="04090019" w:tentative="1">
+      <w:start w:val="1"/>
+      <w:numFmt w:val="lowerLetter"/>
+      <w:lvlText w:val="%8."/>
+      <w:lvlJc w:val="left"/>
+      <w:pPr>
+        <w:ind w:left="5760" w:hanging="360"/>
+      </w:pPr>
+    </w:lvl>
+    <w:lvl w:ilvl="8" w:tplc="0409001B" w:tentative="1">
+      <w:start w:val="1"/>
+      <w:numFmt w:val="lowerRoman"/>
+      <w:lvlText w:val="%9."/>
+      <w:lvlJc w:val="right"/>
+      <w:pPr>
+        <w:ind w:left="6480" w:hanging="180"/>
+      </w:pPr>
+    </w:lvl>
+  </w:abstractNum>
+  <w:abstractNum w:abstractNumId="18" w15:restartNumberingAfterBreak="0">
+    <w:nsid w:val="7703025F"/>
+    <w:multiLevelType w:val="multilevel"/>
+    <w:tmpl w:val="4E14CBC4"/>
+    <w:lvl w:ilvl="0">
+      <w:start w:val="1"/>
+      <w:numFmt w:val="decimal"/>
+      <w:lvlText w:val="%1."/>
+      <w:lvlJc w:val="left"/>
+      <w:pPr>
+        <w:tabs>
+          <w:tab w:val="num" w:pos="720"/>
+        </w:tabs>
+        <w:ind w:left="720" w:hanging="360"/>
+      </w:pPr>
+    </w:lvl>
+    <w:lvl w:ilvl="1" w:tentative="1">
+      <w:start w:val="1"/>
+      <w:numFmt w:val="decimal"/>
+      <w:lvlText w:val="%2."/>
+      <w:lvlJc w:val="left"/>
+      <w:pPr>
+        <w:tabs>
+          <w:tab w:val="num" w:pos="1440"/>
+        </w:tabs>
+        <w:ind w:left="1440" w:hanging="360"/>
+      </w:pPr>
+    </w:lvl>
+    <w:lvl w:ilvl="2" w:tentative="1">
+      <w:start w:val="1"/>
+      <w:numFmt w:val="decimal"/>
+      <w:lvlText w:val="%3."/>
+      <w:lvlJc w:val="left"/>
+      <w:pPr>
+        <w:tabs>
+          <w:tab w:val="num" w:pos="2160"/>
+        </w:tabs>
+        <w:ind w:left="2160" w:hanging="360"/>
+      </w:pPr>
+    </w:lvl>
+    <w:lvl w:ilvl="3" w:tentative="1">
+      <w:start w:val="1"/>
+      <w:numFmt w:val="decimal"/>
+      <w:lvlText w:val="%4."/>
+      <w:lvlJc w:val="left"/>
+      <w:pPr>
+        <w:tabs>
+          <w:tab w:val="num" w:pos="2880"/>
+        </w:tabs>
+        <w:ind w:left="2880" w:hanging="360"/>
+      </w:pPr>
+    </w:lvl>
+    <w:lvl w:ilvl="4" w:tentative="1">
+      <w:start w:val="1"/>
+      <w:numFmt w:val="decimal"/>
+      <w:lvlText w:val="%5."/>
+      <w:lvlJc w:val="left"/>
+      <w:pPr>
+        <w:tabs>
+          <w:tab w:val="num" w:pos="3600"/>
+        </w:tabs>
+        <w:ind w:left="3600" w:hanging="360"/>
+      </w:pPr>
+    </w:lvl>
+    <w:lvl w:ilvl="5" w:tentative="1">
+      <w:start w:val="1"/>
+      <w:numFmt w:val="decimal"/>
+      <w:lvlText w:val="%6."/>
+      <w:lvlJc w:val="left"/>
+      <w:pPr>
+        <w:tabs>
+          <w:tab w:val="num" w:pos="4320"/>
+        </w:tabs>
+        <w:ind w:left="4320" w:hanging="360"/>
+      </w:pPr>
+    </w:lvl>
+    <w:lvl w:ilvl="6" w:tentative="1">
+      <w:start w:val="1"/>
+      <w:numFmt w:val="decimal"/>
+      <w:lvlText w:val="%7."/>
+      <w:lvlJc w:val="left"/>
+      <w:pPr>
+        <w:tabs>
+          <w:tab w:val="num" w:pos="5040"/>
+        </w:tabs>
+        <w:ind w:left="5040" w:hanging="360"/>
+      </w:pPr>
+    </w:lvl>
+    <w:lvl w:ilvl="7" w:tentative="1">
+      <w:start w:val="1"/>
+      <w:numFmt w:val="decimal"/>
+      <w:lvlText w:val="%8."/>
+      <w:lvlJc w:val="left"/>
+      <w:pPr>
+        <w:tabs>
+          <w:tab w:val="num" w:pos="5760"/>
+        </w:tabs>
+        <w:ind w:left="5760" w:hanging="360"/>
+      </w:pPr>
+    </w:lvl>
+    <w:lvl w:ilvl="8" w:tentative="1">
+      <w:start w:val="1"/>
+      <w:numFmt w:val="decimal"/>
+      <w:lvlText w:val="%9."/>
+      <w:lvlJc w:val="left"/>
+      <w:pPr>
+        <w:tabs>
+          <w:tab w:val="num" w:pos="6480"/>
+        </w:tabs>
+        <w:ind w:left="6480" w:hanging="360"/>
+      </w:pPr>
+    </w:lvl>
+  </w:abstractNum>
   <w:num w:numId="1" w16cid:durableId="773749116">
+    <w:abstractNumId w:val="11"/>
+  </w:num>
+  <w:num w:numId="2" w16cid:durableId="1747337313">
+    <w:abstractNumId w:val="3"/>
+  </w:num>
+  <w:num w:numId="3" w16cid:durableId="562374706">
+    <w:abstractNumId w:val="8"/>
+  </w:num>
+  <w:num w:numId="4" w16cid:durableId="767308716">
+    <w:abstractNumId w:val="16"/>
+  </w:num>
+  <w:num w:numId="5" w16cid:durableId="1103919818">
     <w:abstractNumId w:val="6"/>
   </w:num>
-  <w:num w:numId="2" w16cid:durableId="1747337313">
+  <w:num w:numId="6" w16cid:durableId="1765802500">
+    <w:abstractNumId w:val="15"/>
+  </w:num>
+  <w:num w:numId="7" w16cid:durableId="538320218">
+    <w:abstractNumId w:val="7"/>
+  </w:num>
+  <w:num w:numId="8" w16cid:durableId="660163994">
+    <w:abstractNumId w:val="5"/>
+  </w:num>
+  <w:num w:numId="9" w16cid:durableId="2139955251">
+    <w:abstractNumId w:val="2"/>
+  </w:num>
+  <w:num w:numId="10" w16cid:durableId="2033995460">
+    <w:abstractNumId w:val="17"/>
+  </w:num>
+  <w:num w:numId="11" w16cid:durableId="817574727">
     <w:abstractNumId w:val="1"/>
   </w:num>
-  <w:num w:numId="3" w16cid:durableId="562374706">
-    <w:abstractNumId w:val="5"/>
+  <w:num w:numId="12" w16cid:durableId="1281179678">
+    <w:abstractNumId w:val="18"/>
   </w:num>
-  <w:num w:numId="4" w16cid:durableId="767308716">
-    <w:abstractNumId w:val="8"/>
+  <w:num w:numId="13" w16cid:durableId="879173544">
+    <w:abstractNumId w:val="0"/>
   </w:num>
-  <w:num w:numId="5" w16cid:durableId="1103919818">
-    <w:abstractNumId w:val="3"/>
+  <w:num w:numId="14" w16cid:durableId="1342002210">
+    <w:abstractNumId w:val="13"/>
   </w:num>
-  <w:num w:numId="6" w16cid:durableId="1765802500">
-    <w:abstractNumId w:val="7"/>
+  <w:num w:numId="15" w16cid:durableId="1571773976">
+    <w:abstractNumId w:val="9"/>
   </w:num>
-  <w:num w:numId="7" w16cid:durableId="538320218">
+  <w:num w:numId="16" w16cid:durableId="1806003923">
+    <w:abstractNumId w:val="14"/>
+  </w:num>
+  <w:num w:numId="17" w16cid:durableId="984702942">
     <w:abstractNumId w:val="4"/>
   </w:num>
-  <w:num w:numId="8" w16cid:durableId="660163994">
-    <w:abstractNumId w:val="2"/>
+  <w:num w:numId="18" w16cid:durableId="664892709">
+    <w:abstractNumId w:val="12"/>
   </w:num>
-  <w:num w:numId="9" w16cid:durableId="2139955251">
-    <w:abstractNumId w:val="0"/>
+  <w:num w:numId="19" w16cid:durableId="122114829">
+    <w:abstractNumId w:val="10"/>
   </w:num>
 </w:numbering>
 </file>
